--- a/lessons/7-5/downloads/reveal/teacher/7.5-session-1-prerequisite-practice-a.docx
+++ b/lessons/7-5/downloads/reveal/teacher/7.5-session-1-prerequisite-practice-a.docx
@@ -15,10 +15,28 @@
         <w:rPr>
           <w:rFonts w:ascii="Avenir Next" w:hAnsi="Avenir Next" w:cs="Avenir Next" w:eastAsia="Avenir Next"/>
           <w:color w:val="1A1A1A"/>
+          <w:sz w:val="22"/>
+          <w:szCs w:val="20"/>
+        </w:rPr>
+        <w:t xml:space="preserve">Name</w:t>
+      </w:r>
+      <w:r>
+        <w:rPr>
+          <w:rFonts w:ascii="Avenir Next" w:hAnsi="Avenir Next" w:cs="Avenir Next" w:eastAsia="Avenir Next"/>
+          <w:color w:val="1A1A1A"/>
           <w:sz w:val="20"/>
           <w:szCs w:val="20"/>
         </w:rPr>
-        <w:t xml:space="preserve">Name</w:t>
+        <w:tab/>
+      </w:r>
+      <w:r>
+        <w:rPr>
+          <w:rFonts w:ascii="Avenir Next" w:hAnsi="Avenir Next" w:cs="Avenir Next" w:eastAsia="Avenir Next"/>
+          <w:color w:val="1A1A1A"/>
+          <w:sz w:val="22"/>
+          <w:szCs w:val="20"/>
+        </w:rPr>
+        <w:t xml:space="preserve">   Date</w:t>
       </w:r>
       <w:r>
         <w:rPr>
@@ -33,25 +51,7 @@
         <w:rPr>
           <w:rFonts w:ascii="Avenir Next" w:hAnsi="Avenir Next" w:cs="Avenir Next" w:eastAsia="Avenir Next"/>
           <w:color w:val="1A1A1A"/>
-          <w:sz w:val="20"/>
-          <w:szCs w:val="20"/>
-        </w:rPr>
-        <w:t xml:space="preserve">   Date</w:t>
-      </w:r>
-      <w:r>
-        <w:rPr>
-          <w:rFonts w:ascii="Avenir Next" w:hAnsi="Avenir Next" w:cs="Avenir Next" w:eastAsia="Avenir Next"/>
-          <w:color w:val="1A1A1A"/>
-          <w:sz w:val="20"/>
-          <w:szCs w:val="20"/>
-        </w:rPr>
-        <w:tab/>
-      </w:r>
-      <w:r>
-        <w:rPr>
-          <w:rFonts w:ascii="Avenir Next" w:hAnsi="Avenir Next" w:cs="Avenir Next" w:eastAsia="Avenir Next"/>
-          <w:color w:val="1A1A1A"/>
-          <w:sz w:val="20"/>
+          <w:sz w:val="22"/>
           <w:szCs w:val="20"/>
         </w:rPr>
         <w:t xml:space="preserve">   Period</w:t>
@@ -78,7 +78,7 @@
           <w:caps/>
           <w:color w:val="003A70"/>
           <w:spacing w:val="12"/>
-          <w:sz w:val="19"/>
+          <w:sz w:val="22"/>
           <w:szCs w:val="19"/>
         </w:rPr>
         <w:t xml:space="preserve">Lesson 7-5  ·  Session 1  ·  Prerequisite Practice A  ·  Skill 1 of 2</w:t>
@@ -86,6 +86,7 @@
     </w:p>
     <w:p>
       <w:pPr>
+        <w:pStyle w:val="Heading1"/>
         <w:keepNext/>
         <w:spacing w:before="0" w:after="10" w:line="240" w:lineRule="auto"/>
       </w:pPr>
@@ -111,7 +112,7 @@
         <w:rPr>
           <w:rFonts w:ascii="Avenir Next" w:hAnsi="Avenir Next" w:cs="Avenir Next" w:eastAsia="Avenir Next"/>
           <w:color w:val="5A5F66"/>
-          <w:sz w:val="17"/>
+          <w:sz w:val="22"/>
           <w:szCs w:val="17"/>
         </w:rPr>
         <w:t xml:space="preserve">Builds on Grade 5 · 5.G.A.1</w:t>
@@ -154,6 +155,7 @@
           </w:tcPr>
           <w:p>
             <w:pPr>
+              <w:pStyle w:val="Heading2"/>
               <w:spacing w:before="0" w:after="0" w:line="252" w:lineRule="auto"/>
             </w:pPr>
             <w:r>
@@ -183,7 +185,7 @@
               <w:rPr>
                 <w:rFonts w:ascii="Avenir Next" w:hAnsi="Avenir Next" w:cs="Avenir Next" w:eastAsia="Avenir Next"/>
                 <w:color w:val="1A1A1A"/>
-                <w:sz w:val="20"/>
+                <w:sz w:val="22"/>
                 <w:szCs w:val="20"/>
               </w:rPr>
               <w:t xml:space="preserve">You will plot places like the Gate at (6, 3) and the Pond at (−4, 8).</w:t>
@@ -203,6 +205,7 @@
           </w:tcPr>
           <w:p>
             <w:pPr>
+              <w:pStyle w:val="Heading2"/>
               <w:spacing w:before="0" w:after="0" w:line="252" w:lineRule="auto"/>
             </w:pPr>
             <w:r>
@@ -232,7 +235,7 @@
               <w:rPr>
                 <w:rFonts w:ascii="Avenir Next" w:hAnsi="Avenir Next" w:cs="Avenir Next" w:eastAsia="Avenir Next"/>
                 <w:color w:val="1A1A1A"/>
-                <w:sz w:val="20"/>
+                <w:sz w:val="22"/>
                 <w:szCs w:val="20"/>
               </w:rPr>
               <w:t xml:space="preserve">Plot a point like (4, 3): right 4, then up 3.  </w:t>
@@ -242,7 +245,7 @@
                 <w:rFonts w:ascii="Avenir Next" w:hAnsi="Avenir Next" w:cs="Avenir Next" w:eastAsia="Avenir Next"/>
                 <w:b/>
                 <w:color w:val="1A1A1A"/>
-                <w:sz w:val="20"/>
+                <w:sz w:val="22"/>
                 <w:szCs w:val="20"/>
               </w:rPr>
               <w:t xml:space="preserve">You will use it in Practice Form A, problems 2 and 7.</w:t>
@@ -253,6 +256,7 @@
     </w:tbl>
     <w:p>
       <w:pPr>
+        <w:pStyle w:val="Heading2"/>
         <w:keepNext/>
         <w:pBdr>
           <w:bottom w:val="single" w:sz="8" w:space="3" w:color="003A70"/>
@@ -268,7 +272,7 @@
           <w:b/>
           <w:color w:val="003A70"/>
           <w:spacing w:val="14"/>
-          <w:sz w:val="19"/>
+          <w:sz w:val="22"/>
           <w:szCs w:val="19"/>
         </w:rPr>
         <w:t xml:space="preserve">STEPS TO FOLLOW</w:t>
@@ -287,7 +291,7 @@
           <w:rFonts w:ascii="Avenir Next" w:hAnsi="Avenir Next" w:cs="Avenir Next" w:eastAsia="Avenir Next"/>
           <w:i/>
           <w:color w:val="5A5F66"/>
-          <w:sz w:val="17"/>
+          <w:sz w:val="22"/>
           <w:szCs w:val="17"/>
         </w:rPr>
         <w:t xml:space="preserve">use these same steps on every problem</w:t>
@@ -329,6 +333,7 @@
           </w:tcPr>
           <w:p>
             <w:pPr>
+              <w:pStyle w:val="Heading1"/>
               <w:spacing w:before="0" w:after="0" w:line="240" w:lineRule="auto"/>
               <w:jc w:val="center"/>
             </w:pPr>
@@ -357,7 +362,7 @@
               <w:rPr>
                 <w:rFonts w:ascii="Avenir Next" w:hAnsi="Avenir Next" w:cs="Avenir Next" w:eastAsia="Avenir Next"/>
                 <w:color w:val="1A1A1A"/>
-                <w:sz w:val="21"/>
+                <w:sz w:val="22"/>
                 <w:szCs w:val="21"/>
               </w:rPr>
               <w:t xml:space="preserve">Start at the </w:t>
@@ -367,7 +372,7 @@
                 <w:rFonts w:ascii="Avenir Next" w:hAnsi="Avenir Next" w:cs="Avenir Next" w:eastAsia="Avenir Next"/>
                 <w:b/>
                 <w:color w:val="1A1A1A"/>
-                <w:sz w:val="21"/>
+                <w:sz w:val="22"/>
                 <w:szCs w:val="21"/>
               </w:rPr>
               <w:t xml:space="preserve">origin</w:t>
@@ -376,7 +381,7 @@
               <w:rPr>
                 <w:rFonts w:ascii="Avenir Next" w:hAnsi="Avenir Next" w:cs="Avenir Next" w:eastAsia="Avenir Next"/>
                 <w:color w:val="1A1A1A"/>
-                <w:sz w:val="21"/>
+                <w:sz w:val="22"/>
                 <w:szCs w:val="21"/>
               </w:rPr>
               <w:t xml:space="preserve">, (0, 0).</w:t>
@@ -395,6 +400,7 @@
           </w:tcPr>
           <w:p>
             <w:pPr>
+              <w:pStyle w:val="Heading1"/>
               <w:spacing w:before="0" w:after="0" w:line="240" w:lineRule="auto"/>
               <w:jc w:val="center"/>
             </w:pPr>
@@ -423,7 +429,7 @@
               <w:rPr>
                 <w:rFonts w:ascii="Avenir Next" w:hAnsi="Avenir Next" w:cs="Avenir Next" w:eastAsia="Avenir Next"/>
                 <w:color w:val="1A1A1A"/>
-                <w:sz w:val="21"/>
+                <w:sz w:val="22"/>
                 <w:szCs w:val="21"/>
               </w:rPr>
               <w:t xml:space="preserve">Move </w:t>
@@ -433,7 +439,7 @@
                 <w:rFonts w:ascii="Avenir Next" w:hAnsi="Avenir Next" w:cs="Avenir Next" w:eastAsia="Avenir Next"/>
                 <w:b/>
                 <w:color w:val="1A1A1A"/>
-                <w:sz w:val="21"/>
+                <w:sz w:val="22"/>
                 <w:szCs w:val="21"/>
               </w:rPr>
               <w:t xml:space="preserve">right</w:t>
@@ -442,7 +448,7 @@
               <w:rPr>
                 <w:rFonts w:ascii="Avenir Next" w:hAnsi="Avenir Next" w:cs="Avenir Next" w:eastAsia="Avenir Next"/>
                 <w:color w:val="1A1A1A"/>
-                <w:sz w:val="21"/>
+                <w:sz w:val="22"/>
                 <w:szCs w:val="21"/>
               </w:rPr>
               <w:t xml:space="preserve"> the first number (x).</w:t>
@@ -461,6 +467,7 @@
           </w:tcPr>
           <w:p>
             <w:pPr>
+              <w:pStyle w:val="Heading1"/>
               <w:spacing w:before="0" w:after="0" w:line="240" w:lineRule="auto"/>
               <w:jc w:val="center"/>
             </w:pPr>
@@ -489,7 +496,7 @@
               <w:rPr>
                 <w:rFonts w:ascii="Avenir Next" w:hAnsi="Avenir Next" w:cs="Avenir Next" w:eastAsia="Avenir Next"/>
                 <w:color w:val="1A1A1A"/>
-                <w:sz w:val="21"/>
+                <w:sz w:val="22"/>
                 <w:szCs w:val="21"/>
               </w:rPr>
               <w:t xml:space="preserve">Move </w:t>
@@ -499,7 +506,7 @@
                 <w:rFonts w:ascii="Avenir Next" w:hAnsi="Avenir Next" w:cs="Avenir Next" w:eastAsia="Avenir Next"/>
                 <w:b/>
                 <w:color w:val="1A1A1A"/>
-                <w:sz w:val="21"/>
+                <w:sz w:val="22"/>
                 <w:szCs w:val="21"/>
               </w:rPr>
               <w:t xml:space="preserve">up</w:t>
@@ -508,7 +515,7 @@
               <w:rPr>
                 <w:rFonts w:ascii="Avenir Next" w:hAnsi="Avenir Next" w:cs="Avenir Next" w:eastAsia="Avenir Next"/>
                 <w:color w:val="1A1A1A"/>
-                <w:sz w:val="21"/>
+                <w:sz w:val="22"/>
                 <w:szCs w:val="21"/>
               </w:rPr>
               <w:t xml:space="preserve"> the second number (y). Mark the point.</w:t>
@@ -519,6 +526,7 @@
     </w:tbl>
     <w:p>
       <w:pPr>
+        <w:pStyle w:val="Heading2"/>
         <w:keepNext/>
         <w:pBdr>
           <w:bottom w:val="single" w:sz="8" w:space="3" w:color="003A70"/>
@@ -534,7 +542,7 @@
           <w:b/>
           <w:color w:val="003A70"/>
           <w:spacing w:val="14"/>
-          <w:sz w:val="19"/>
+          <w:sz w:val="22"/>
           <w:szCs w:val="19"/>
         </w:rPr>
         <w:t xml:space="preserve">WATCH ME</w:t>
@@ -553,7 +561,7 @@
           <w:rFonts w:ascii="Avenir Next" w:hAnsi="Avenir Next" w:cs="Avenir Next" w:eastAsia="Avenir Next"/>
           <w:i/>
           <w:color w:val="5A5F66"/>
-          <w:sz w:val="17"/>
+          <w:sz w:val="22"/>
           <w:szCs w:val="17"/>
         </w:rPr>
         <w:t xml:space="preserve">the steps in action</w:t>
@@ -602,7 +610,7 @@
                 <w:rFonts w:ascii="Avenir Next" w:hAnsi="Avenir Next" w:cs="Avenir Next" w:eastAsia="Avenir Next"/>
                 <w:b/>
                 <w:color w:val="1A1A1A"/>
-                <w:sz w:val="21"/>
+                <w:sz w:val="22"/>
                 <w:szCs w:val="21"/>
               </w:rPr>
               <w:t xml:space="preserve">Plot the point (4, 3).</w:t>
@@ -621,25 +629,25 @@
                 <w:rFonts w:ascii="Avenir Next" w:hAnsi="Avenir Next" w:cs="Avenir Next" w:eastAsia="Avenir Next"/>
                 <w:b/>
                 <w:color w:val="003A70"/>
+                <w:sz w:val="22"/>
+                <w:szCs w:val="19"/>
+              </w:rPr>
+              <w:t xml:space="preserve">Step 1</w:t>
+            </w:r>
+            <w:r>
+              <w:rPr>
+                <w:rFonts w:ascii="Avenir Next" w:hAnsi="Avenir Next" w:cs="Avenir Next" w:eastAsia="Avenir Next"/>
+                <w:color w:val="1A1A1A"/>
                 <w:sz w:val="19"/>
                 <w:szCs w:val="19"/>
               </w:rPr>
-              <w:t xml:space="preserve">Step 1</w:t>
-            </w:r>
-            <w:r>
-              <w:rPr>
-                <w:rFonts w:ascii="Avenir Next" w:hAnsi="Avenir Next" w:cs="Avenir Next" w:eastAsia="Avenir Next"/>
-                <w:color w:val="1A1A1A"/>
-                <w:sz w:val="19"/>
-                <w:szCs w:val="19"/>
-              </w:rPr>
               <w:tab/>
             </w:r>
             <w:r>
               <w:rPr>
                 <w:rFonts w:ascii="Avenir Next" w:hAnsi="Avenir Next" w:cs="Avenir Next" w:eastAsia="Avenir Next"/>
                 <w:color w:val="1A1A1A"/>
-                <w:sz w:val="21"/>
+                <w:sz w:val="22"/>
                 <w:szCs w:val="21"/>
               </w:rPr>
               <w:t xml:space="preserve">Start at (0, 0).</w:t>
@@ -658,25 +666,25 @@
                 <w:rFonts w:ascii="Avenir Next" w:hAnsi="Avenir Next" w:cs="Avenir Next" w:eastAsia="Avenir Next"/>
                 <w:b/>
                 <w:color w:val="003A70"/>
+                <w:sz w:val="22"/>
+                <w:szCs w:val="19"/>
+              </w:rPr>
+              <w:t xml:space="preserve">Step 2</w:t>
+            </w:r>
+            <w:r>
+              <w:rPr>
+                <w:rFonts w:ascii="Avenir Next" w:hAnsi="Avenir Next" w:cs="Avenir Next" w:eastAsia="Avenir Next"/>
+                <w:color w:val="1A1A1A"/>
                 <w:sz w:val="19"/>
                 <w:szCs w:val="19"/>
               </w:rPr>
-              <w:t xml:space="preserve">Step 2</w:t>
-            </w:r>
-            <w:r>
-              <w:rPr>
-                <w:rFonts w:ascii="Avenir Next" w:hAnsi="Avenir Next" w:cs="Avenir Next" w:eastAsia="Avenir Next"/>
-                <w:color w:val="1A1A1A"/>
-                <w:sz w:val="19"/>
-                <w:szCs w:val="19"/>
-              </w:rPr>
               <w:tab/>
             </w:r>
             <w:r>
               <w:rPr>
                 <w:rFonts w:ascii="Avenir Next" w:hAnsi="Avenir Next" w:cs="Avenir Next" w:eastAsia="Avenir Next"/>
                 <w:color w:val="1A1A1A"/>
-                <w:sz w:val="21"/>
+                <w:sz w:val="22"/>
                 <w:szCs w:val="21"/>
               </w:rPr>
               <w:t xml:space="preserve">Move right 4.</w:t>
@@ -695,25 +703,25 @@
                 <w:rFonts w:ascii="Avenir Next" w:hAnsi="Avenir Next" w:cs="Avenir Next" w:eastAsia="Avenir Next"/>
                 <w:b/>
                 <w:color w:val="003A70"/>
+                <w:sz w:val="22"/>
+                <w:szCs w:val="19"/>
+              </w:rPr>
+              <w:t xml:space="preserve">Step 3</w:t>
+            </w:r>
+            <w:r>
+              <w:rPr>
+                <w:rFonts w:ascii="Avenir Next" w:hAnsi="Avenir Next" w:cs="Avenir Next" w:eastAsia="Avenir Next"/>
+                <w:color w:val="1A1A1A"/>
                 <w:sz w:val="19"/>
                 <w:szCs w:val="19"/>
               </w:rPr>
-              <w:t xml:space="preserve">Step 3</w:t>
-            </w:r>
-            <w:r>
-              <w:rPr>
-                <w:rFonts w:ascii="Avenir Next" w:hAnsi="Avenir Next" w:cs="Avenir Next" w:eastAsia="Avenir Next"/>
-                <w:color w:val="1A1A1A"/>
-                <w:sz w:val="19"/>
-                <w:szCs w:val="19"/>
-              </w:rPr>
               <w:tab/>
             </w:r>
             <w:r>
               <w:rPr>
                 <w:rFonts w:ascii="Avenir Next" w:hAnsi="Avenir Next" w:cs="Avenir Next" w:eastAsia="Avenir Next"/>
                 <w:color w:val="1A1A1A"/>
-                <w:sz w:val="21"/>
+                <w:sz w:val="22"/>
                 <w:szCs w:val="21"/>
               </w:rPr>
               <w:t xml:space="preserve">Move up 3. Mark the point.</w:t>
@@ -732,18 +740,18 @@
                 <w:rFonts w:ascii="Avenir Next" w:hAnsi="Avenir Next" w:cs="Avenir Next" w:eastAsia="Avenir Next"/>
                 <w:b/>
                 <w:color w:val="1A1A1A"/>
+                <w:sz w:val="22"/>
+                <w:szCs w:val="21"/>
+              </w:rPr>
+              <w:t xml:space="preserve">Answer</w:t>
+            </w:r>
+            <w:r>
+              <w:rPr>
+                <w:rFonts w:ascii="Avenir Next" w:hAnsi="Avenir Next" w:cs="Avenir Next" w:eastAsia="Avenir Next"/>
+                <w:color w:val="1A1A1A"/>
                 <w:sz w:val="21"/>
                 <w:szCs w:val="21"/>
               </w:rPr>
-              <w:t xml:space="preserve">Answer</w:t>
-            </w:r>
-            <w:r>
-              <w:rPr>
-                <w:rFonts w:ascii="Avenir Next" w:hAnsi="Avenir Next" w:cs="Avenir Next" w:eastAsia="Avenir Next"/>
-                <w:color w:val="1A1A1A"/>
-                <w:sz w:val="21"/>
-                <w:szCs w:val="21"/>
-              </w:rPr>
               <w:tab/>
             </w:r>
             <w:r>
@@ -751,7 +759,7 @@
                 <w:rFonts w:ascii="Avenir Next" w:hAnsi="Avenir Next" w:cs="Avenir Next" w:eastAsia="Avenir Next"/>
                 <w:b/>
                 <w:color w:val="1A1A1A"/>
-                <w:sz w:val="21"/>
+                <w:sz w:val="22"/>
                 <w:szCs w:val="21"/>
               </w:rPr>
               <w:t xml:space="preserve">the point (4, 3)</w:t>
@@ -772,7 +780,7 @@
               <w:drawing>
                 <wp:inline distT="0" distB="0" distL="0" distR="0">
                   <wp:extent cx="1545336" cy="1508760"/>
-                  <wp:docPr id="1" name="Figure 1"/>
+                  <wp:docPr id="1" name="Figure 1" descr="Coordinate grid. Horizontal axis x: 0 to 6, ticks every 1. Vertical axis y: 0 to 6, ticks every 1. Points: x: 4; y: 3; label: (4, 3)."/>
                   <a:graphic xmlns:a="http://schemas.openxmlformats.org/drawingml/2006/main">
                     <a:graphicData uri="http://schemas.openxmlformats.org/drawingml/2006/picture">
                       <pic:pic xmlns:pic="http://schemas.openxmlformats.org/drawingml/2006/picture">
@@ -812,6 +820,7 @@
     </w:p>
     <w:p>
       <w:pPr>
+        <w:pStyle w:val="Heading2"/>
         <w:keepNext/>
         <w:pBdr>
           <w:bottom w:val="single" w:sz="8" w:space="3" w:color="003A70"/>
@@ -827,7 +836,7 @@
           <w:b/>
           <w:color w:val="003A70"/>
           <w:spacing w:val="14"/>
-          <w:sz w:val="19"/>
+          <w:sz w:val="22"/>
           <w:szCs w:val="19"/>
         </w:rPr>
         <w:t xml:space="preserve">TRY IT WITH HELP</w:t>
@@ -846,221 +855,538 @@
           <w:rFonts w:ascii="Avenir Next" w:hAnsi="Avenir Next" w:cs="Avenir Next" w:eastAsia="Avenir Next"/>
           <w:i/>
           <w:color w:val="5A5F66"/>
-          <w:sz w:val="17"/>
+          <w:sz w:val="22"/>
           <w:szCs w:val="17"/>
         </w:rPr>
         <w:t xml:space="preserve">fill in each step</w:t>
       </w:r>
     </w:p>
-    <w:p>
-      <w:pPr>
-        <w:keepNext/>
-        <w:tabs>
-          <w:tab w:val="left" w:pos="432"/>
-        </w:tabs>
-        <w:spacing w:before="90" w:after="40" w:line="268" w:lineRule="auto"/>
-        <w:ind w:left="432" w:hanging="432"/>
-      </w:pPr>
-      <w:r>
-        <w:rPr>
-          <w:rFonts w:ascii="Avenir Next" w:hAnsi="Avenir Next" w:cs="Avenir Next" w:eastAsia="Avenir Next"/>
-          <w:b/>
-          <w:color w:val="1A1A1A"/>
-          <w:sz w:val="22"/>
-          <w:szCs w:val="22"/>
-        </w:rPr>
-        <w:t xml:space="preserve">1.</w:t>
-      </w:r>
-      <w:r>
-        <w:rPr>
-          <w:rFonts w:ascii="Avenir Next" w:hAnsi="Avenir Next" w:cs="Avenir Next" w:eastAsia="Avenir Next"/>
-          <w:color w:val="1A1A1A"/>
-          <w:sz w:val="22"/>
-          <w:szCs w:val="22"/>
-        </w:rPr>
-        <w:tab/>
-      </w:r>
-      <w:r>
-        <w:rPr>
-          <w:rFonts w:ascii="Avenir Next" w:hAnsi="Avenir Next" w:cs="Avenir Next" w:eastAsia="Avenir Next"/>
-          <w:color w:val="1A1A1A"/>
-          <w:sz w:val="22"/>
-          <w:szCs w:val="22"/>
-        </w:rPr>
-        <w:t xml:space="preserve">Plot the point (2, 5).</w:t>
-      </w:r>
-    </w:p>
-    <w:p>
-      <w:pPr>
-        <w:keepNext/>
-        <w:tabs>
-          <w:tab w:val="left" w:pos="1300"/>
-        </w:tabs>
-        <w:spacing w:before="0" w:after="24" w:line="272" w:lineRule="auto"/>
-        <w:ind w:left="1300" w:hanging="868"/>
-      </w:pPr>
-      <w:r>
-        <w:rPr>
-          <w:rFonts w:ascii="Avenir Next" w:hAnsi="Avenir Next" w:cs="Avenir Next" w:eastAsia="Avenir Next"/>
-          <w:b/>
-          <w:color w:val="003A70"/>
-          <w:sz w:val="18"/>
-          <w:szCs w:val="18"/>
-        </w:rPr>
-        <w:t xml:space="preserve">Step 1</w:t>
-      </w:r>
-      <w:r>
-        <w:rPr>
-          <w:rFonts w:ascii="Avenir Next" w:hAnsi="Avenir Next" w:cs="Avenir Next" w:eastAsia="Avenir Next"/>
-          <w:color w:val="1A1A1A"/>
-          <w:sz w:val="18"/>
-          <w:szCs w:val="18"/>
-        </w:rPr>
-        <w:tab/>
-      </w:r>
-      <w:r>
-        <w:rPr>
-          <w:rFonts w:ascii="Avenir Next" w:hAnsi="Avenir Next" w:cs="Avenir Next" w:eastAsia="Avenir Next"/>
-          <w:color w:val="1A1A1A"/>
-          <w:sz w:val="21"/>
-          <w:szCs w:val="21"/>
-        </w:rPr>
-        <w:t xml:space="preserve">Start at </w:t>
-      </w:r>
-      <w:r>
-        <w:rPr>
-          <w:rFonts w:ascii="Avenir Next" w:hAnsi="Avenir Next" w:cs="Avenir Next" w:eastAsia="Avenir Next"/>
-          <w:color w:val="1A1A1A"/>
-          <w:sz w:val="21"/>
-          <w:szCs w:val="21"/>
-          <w:u w:val="single"/>
-        </w:rPr>
-        <w:t xml:space="preserve">                </w:t>
-      </w:r>
-      <w:r>
-        <w:rPr>
-          <w:rFonts w:ascii="Avenir Next" w:hAnsi="Avenir Next" w:cs="Avenir Next" w:eastAsia="Avenir Next"/>
-          <w:color w:val="1A1A1A"/>
-          <w:sz w:val="21"/>
-          <w:szCs w:val="21"/>
-        </w:rPr>
-        <w:t xml:space="preserve">.</w:t>
-      </w:r>
-    </w:p>
-    <w:p>
-      <w:pPr>
-        <w:keepNext/>
-        <w:tabs>
-          <w:tab w:val="left" w:pos="1300"/>
-        </w:tabs>
-        <w:spacing w:before="0" w:after="24" w:line="272" w:lineRule="auto"/>
-        <w:ind w:left="1300" w:hanging="868"/>
-      </w:pPr>
-      <w:r>
-        <w:rPr>
-          <w:rFonts w:ascii="Avenir Next" w:hAnsi="Avenir Next" w:cs="Avenir Next" w:eastAsia="Avenir Next"/>
-          <w:b/>
-          <w:color w:val="003A70"/>
-          <w:sz w:val="18"/>
-          <w:szCs w:val="18"/>
-        </w:rPr>
-        <w:t xml:space="preserve">Step 2</w:t>
-      </w:r>
-      <w:r>
-        <w:rPr>
-          <w:rFonts w:ascii="Avenir Next" w:hAnsi="Avenir Next" w:cs="Avenir Next" w:eastAsia="Avenir Next"/>
-          <w:color w:val="1A1A1A"/>
-          <w:sz w:val="18"/>
-          <w:szCs w:val="18"/>
-        </w:rPr>
-        <w:tab/>
-      </w:r>
-      <w:r>
-        <w:rPr>
-          <w:rFonts w:ascii="Avenir Next" w:hAnsi="Avenir Next" w:cs="Avenir Next" w:eastAsia="Avenir Next"/>
-          <w:color w:val="1A1A1A"/>
-          <w:sz w:val="21"/>
-          <w:szCs w:val="21"/>
-        </w:rPr>
-        <w:t xml:space="preserve">Move right </w:t>
-      </w:r>
-      <w:r>
-        <w:rPr>
-          <w:rFonts w:ascii="Avenir Next" w:hAnsi="Avenir Next" w:cs="Avenir Next" w:eastAsia="Avenir Next"/>
-          <w:color w:val="1A1A1A"/>
-          <w:sz w:val="21"/>
-          <w:szCs w:val="21"/>
-          <w:u w:val="single"/>
-        </w:rPr>
-        <w:t xml:space="preserve">                </w:t>
-      </w:r>
-      <w:r>
-        <w:rPr>
-          <w:rFonts w:ascii="Avenir Next" w:hAnsi="Avenir Next" w:cs="Avenir Next" w:eastAsia="Avenir Next"/>
-          <w:color w:val="1A1A1A"/>
-          <w:sz w:val="21"/>
-          <w:szCs w:val="21"/>
-        </w:rPr>
-        <w:t xml:space="preserve">.</w:t>
-      </w:r>
-    </w:p>
-    <w:p>
-      <w:pPr>
-        <w:keepNext/>
-        <w:tabs>
-          <w:tab w:val="left" w:pos="1300"/>
-        </w:tabs>
-        <w:spacing w:before="0" w:after="24" w:line="272" w:lineRule="auto"/>
-        <w:ind w:left="1300" w:hanging="868"/>
-      </w:pPr>
-      <w:r>
-        <w:rPr>
-          <w:rFonts w:ascii="Avenir Next" w:hAnsi="Avenir Next" w:cs="Avenir Next" w:eastAsia="Avenir Next"/>
-          <w:b/>
-          <w:color w:val="003A70"/>
-          <w:sz w:val="18"/>
-          <w:szCs w:val="18"/>
-        </w:rPr>
-        <w:t xml:space="preserve">Step 3</w:t>
-      </w:r>
-      <w:r>
-        <w:rPr>
-          <w:rFonts w:ascii="Avenir Next" w:hAnsi="Avenir Next" w:cs="Avenir Next" w:eastAsia="Avenir Next"/>
-          <w:color w:val="1A1A1A"/>
-          <w:sz w:val="18"/>
-          <w:szCs w:val="18"/>
-        </w:rPr>
-        <w:tab/>
-      </w:r>
-      <w:r>
-        <w:rPr>
-          <w:rFonts w:ascii="Avenir Next" w:hAnsi="Avenir Next" w:cs="Avenir Next" w:eastAsia="Avenir Next"/>
-          <w:color w:val="1A1A1A"/>
-          <w:sz w:val="21"/>
-          <w:szCs w:val="21"/>
-        </w:rPr>
-        <w:t xml:space="preserve">Move up </w:t>
-      </w:r>
-      <w:r>
-        <w:rPr>
-          <w:rFonts w:ascii="Avenir Next" w:hAnsi="Avenir Next" w:cs="Avenir Next" w:eastAsia="Avenir Next"/>
-          <w:color w:val="1A1A1A"/>
-          <w:sz w:val="21"/>
-          <w:szCs w:val="21"/>
-          <w:u w:val="single"/>
-        </w:rPr>
-        <w:t xml:space="preserve">                </w:t>
-      </w:r>
-      <w:r>
-        <w:rPr>
-          <w:rFonts w:ascii="Avenir Next" w:hAnsi="Avenir Next" w:cs="Avenir Next" w:eastAsia="Avenir Next"/>
-          <w:color w:val="1A1A1A"/>
-          <w:sz w:val="21"/>
-          <w:szCs w:val="21"/>
-        </w:rPr>
-        <w:t xml:space="preserve">. Mark the point.</w:t>
-      </w:r>
-    </w:p>
+    <w:tbl>
+      <w:tblPr>
+        <w:tblW w:w="9504" w:type="dxa"/>
+        <w:jc w:val="left"/>
+        <w:tblBorders>
+          <w:top w:val="nil"/>
+          <w:left w:val="nil"/>
+          <w:bottom w:val="nil"/>
+          <w:right w:val="nil"/>
+          <w:insideH w:val="nil"/>
+          <w:insideV w:val="nil"/>
+        </w:tblBorders>
+        <w:tblLayout w:type="fixed"/>
+        <w:tblCellMar>
+          <w:top w:w="0" w:type="dxa"/>
+          <w:left w:w="0" w:type="dxa"/>
+          <w:bottom w:w="0" w:type="dxa"/>
+          <w:right w:w="0" w:type="dxa"/>
+        </w:tblCellMar>
+        <w:tblLook w:val="0000" w:firstRow="0" w:lastRow="0" w:firstColumn="0" w:lastColumn="0" w:noHBand="1" w:noVBand="1"/>
+      </w:tblPr>
+      <w:tblGrid>
+        <w:gridCol w:w="6411"/>
+        <w:gridCol w:w="3093"/>
+      </w:tblGrid>
+      <w:tr>
+        <w:trPr>
+          <w:cantSplit/>
+        </w:trPr>
+        <w:tc>
+          <w:tcPr>
+            <w:tcW w:w="6411" w:type="dxa"/>
+            <w:vAlign w:val="top"/>
+          </w:tcPr>
+          <w:p>
+            <w:pPr>
+              <w:keepNext/>
+              <w:tabs>
+                <w:tab w:val="left" w:pos="432"/>
+              </w:tabs>
+              <w:spacing w:before="90" w:after="40" w:line="268" w:lineRule="auto"/>
+              <w:ind w:left="432" w:hanging="432"/>
+            </w:pPr>
+            <w:r>
+              <w:rPr>
+                <w:rFonts w:ascii="Avenir Next" w:hAnsi="Avenir Next" w:cs="Avenir Next" w:eastAsia="Avenir Next"/>
+                <w:b/>
+                <w:color w:val="1A1A1A"/>
+                <w:sz w:val="22"/>
+                <w:szCs w:val="22"/>
+              </w:rPr>
+              <w:t xml:space="preserve">1.</w:t>
+            </w:r>
+            <w:r>
+              <w:rPr>
+                <w:rFonts w:ascii="Avenir Next" w:hAnsi="Avenir Next" w:cs="Avenir Next" w:eastAsia="Avenir Next"/>
+                <w:color w:val="1A1A1A"/>
+                <w:sz w:val="22"/>
+                <w:szCs w:val="22"/>
+              </w:rPr>
+              <w:tab/>
+            </w:r>
+            <w:r>
+              <w:rPr>
+                <w:rFonts w:ascii="Avenir Next" w:hAnsi="Avenir Next" w:cs="Avenir Next" w:eastAsia="Avenir Next"/>
+                <w:color w:val="1A1A1A"/>
+                <w:sz w:val="22"/>
+                <w:szCs w:val="22"/>
+              </w:rPr>
+              <w:t xml:space="preserve">Plot the point (2, 5).</w:t>
+            </w:r>
+          </w:p>
+          <w:p>
+            <w:pPr>
+              <w:keepNext/>
+              <w:tabs>
+                <w:tab w:val="left" w:pos="1300"/>
+              </w:tabs>
+              <w:spacing w:before="0" w:after="24" w:line="272" w:lineRule="auto"/>
+              <w:ind w:left="1300" w:hanging="868"/>
+            </w:pPr>
+            <w:r>
+              <w:rPr>
+                <w:rFonts w:ascii="Avenir Next" w:hAnsi="Avenir Next" w:cs="Avenir Next" w:eastAsia="Avenir Next"/>
+                <w:b/>
+                <w:color w:val="003A70"/>
+                <w:sz w:val="22"/>
+                <w:szCs w:val="18"/>
+              </w:rPr>
+              <w:t xml:space="preserve">Step 1</w:t>
+            </w:r>
+            <w:r>
+              <w:rPr>
+                <w:rFonts w:ascii="Avenir Next" w:hAnsi="Avenir Next" w:cs="Avenir Next" w:eastAsia="Avenir Next"/>
+                <w:color w:val="1A1A1A"/>
+                <w:sz w:val="18"/>
+                <w:szCs w:val="18"/>
+              </w:rPr>
+              <w:tab/>
+            </w:r>
+            <w:r>
+              <w:rPr>
+                <w:rFonts w:ascii="Avenir Next" w:hAnsi="Avenir Next" w:cs="Avenir Next" w:eastAsia="Avenir Next"/>
+                <w:color w:val="1A1A1A"/>
+                <w:sz w:val="22"/>
+                <w:szCs w:val="21"/>
+              </w:rPr>
+              <w:t xml:space="preserve">Start at </w:t>
+            </w:r>
+            <w:r>
+              <w:rPr>
+                <w:rFonts w:ascii="Avenir Next" w:hAnsi="Avenir Next" w:cs="Avenir Next" w:eastAsia="Avenir Next"/>
+                <w:color w:val="1A1A1A"/>
+                <w:sz w:val="21"/>
+                <w:szCs w:val="21"/>
+                <w:u w:val="single"/>
+              </w:rPr>
+              <w:t xml:space="preserve">                </w:t>
+            </w:r>
+            <w:r>
+              <w:rPr>
+                <w:rFonts w:ascii="Avenir Next" w:hAnsi="Avenir Next" w:cs="Avenir Next" w:eastAsia="Avenir Next"/>
+                <w:color w:val="1A1A1A"/>
+                <w:sz w:val="22"/>
+                <w:szCs w:val="21"/>
+              </w:rPr>
+              <w:t xml:space="preserve">.</w:t>
+            </w:r>
+          </w:p>
+          <w:p>
+            <w:pPr>
+              <w:keepNext/>
+              <w:tabs>
+                <w:tab w:val="left" w:pos="1300"/>
+              </w:tabs>
+              <w:spacing w:before="0" w:after="24" w:line="272" w:lineRule="auto"/>
+              <w:ind w:left="1300" w:hanging="868"/>
+            </w:pPr>
+            <w:r>
+              <w:rPr>
+                <w:rFonts w:ascii="Avenir Next" w:hAnsi="Avenir Next" w:cs="Avenir Next" w:eastAsia="Avenir Next"/>
+                <w:b/>
+                <w:color w:val="003A70"/>
+                <w:sz w:val="22"/>
+                <w:szCs w:val="18"/>
+              </w:rPr>
+              <w:t xml:space="preserve">Step 2</w:t>
+            </w:r>
+            <w:r>
+              <w:rPr>
+                <w:rFonts w:ascii="Avenir Next" w:hAnsi="Avenir Next" w:cs="Avenir Next" w:eastAsia="Avenir Next"/>
+                <w:color w:val="1A1A1A"/>
+                <w:sz w:val="18"/>
+                <w:szCs w:val="18"/>
+              </w:rPr>
+              <w:tab/>
+            </w:r>
+            <w:r>
+              <w:rPr>
+                <w:rFonts w:ascii="Avenir Next" w:hAnsi="Avenir Next" w:cs="Avenir Next" w:eastAsia="Avenir Next"/>
+                <w:color w:val="1A1A1A"/>
+                <w:sz w:val="22"/>
+                <w:szCs w:val="21"/>
+              </w:rPr>
+              <w:t xml:space="preserve">Move right </w:t>
+            </w:r>
+            <w:r>
+              <w:rPr>
+                <w:rFonts w:ascii="Avenir Next" w:hAnsi="Avenir Next" w:cs="Avenir Next" w:eastAsia="Avenir Next"/>
+                <w:color w:val="1A1A1A"/>
+                <w:sz w:val="21"/>
+                <w:szCs w:val="21"/>
+                <w:u w:val="single"/>
+              </w:rPr>
+              <w:t xml:space="preserve">                </w:t>
+            </w:r>
+            <w:r>
+              <w:rPr>
+                <w:rFonts w:ascii="Avenir Next" w:hAnsi="Avenir Next" w:cs="Avenir Next" w:eastAsia="Avenir Next"/>
+                <w:color w:val="1A1A1A"/>
+                <w:sz w:val="22"/>
+                <w:szCs w:val="21"/>
+              </w:rPr>
+              <w:t xml:space="preserve">.</w:t>
+            </w:r>
+          </w:p>
+          <w:p>
+            <w:pPr>
+              <w:keepNext/>
+              <w:tabs>
+                <w:tab w:val="left" w:pos="1300"/>
+              </w:tabs>
+              <w:spacing w:before="0" w:after="24" w:line="272" w:lineRule="auto"/>
+              <w:ind w:left="1300" w:hanging="868"/>
+            </w:pPr>
+            <w:r>
+              <w:rPr>
+                <w:rFonts w:ascii="Avenir Next" w:hAnsi="Avenir Next" w:cs="Avenir Next" w:eastAsia="Avenir Next"/>
+                <w:b/>
+                <w:color w:val="003A70"/>
+                <w:sz w:val="22"/>
+                <w:szCs w:val="18"/>
+              </w:rPr>
+              <w:t xml:space="preserve">Step 3</w:t>
+            </w:r>
+            <w:r>
+              <w:rPr>
+                <w:rFonts w:ascii="Avenir Next" w:hAnsi="Avenir Next" w:cs="Avenir Next" w:eastAsia="Avenir Next"/>
+                <w:color w:val="1A1A1A"/>
+                <w:sz w:val="18"/>
+                <w:szCs w:val="18"/>
+              </w:rPr>
+              <w:tab/>
+            </w:r>
+            <w:r>
+              <w:rPr>
+                <w:rFonts w:ascii="Avenir Next" w:hAnsi="Avenir Next" w:cs="Avenir Next" w:eastAsia="Avenir Next"/>
+                <w:color w:val="1A1A1A"/>
+                <w:sz w:val="22"/>
+                <w:szCs w:val="21"/>
+              </w:rPr>
+              <w:t xml:space="preserve">Move up </w:t>
+            </w:r>
+            <w:r>
+              <w:rPr>
+                <w:rFonts w:ascii="Avenir Next" w:hAnsi="Avenir Next" w:cs="Avenir Next" w:eastAsia="Avenir Next"/>
+                <w:color w:val="1A1A1A"/>
+                <w:sz w:val="21"/>
+                <w:szCs w:val="21"/>
+                <w:u w:val="single"/>
+              </w:rPr>
+              <w:t xml:space="preserve">                </w:t>
+            </w:r>
+            <w:r>
+              <w:rPr>
+                <w:rFonts w:ascii="Avenir Next" w:hAnsi="Avenir Next" w:cs="Avenir Next" w:eastAsia="Avenir Next"/>
+                <w:color w:val="1A1A1A"/>
+                <w:sz w:val="22"/>
+                <w:szCs w:val="21"/>
+              </w:rPr>
+              <w:t xml:space="preserve">. Mark the point.</w:t>
+            </w:r>
+          </w:p>
+          <w:p>
+            <w:pPr>
+              <w:spacing w:before="0" w:after="0" w:line="20" w:lineRule="exact"/>
+            </w:pPr>
+          </w:p>
+          <w:p>
+            <w:pPr>
+              <w:keepNext/>
+              <w:tabs>
+                <w:tab w:val="left" w:pos="432"/>
+              </w:tabs>
+              <w:spacing w:before="90" w:after="40" w:line="268" w:lineRule="auto"/>
+              <w:ind w:left="432" w:hanging="432"/>
+            </w:pPr>
+            <w:r>
+              <w:rPr>
+                <w:rFonts w:ascii="Avenir Next" w:hAnsi="Avenir Next" w:cs="Avenir Next" w:eastAsia="Avenir Next"/>
+                <w:b/>
+                <w:color w:val="1A1A1A"/>
+                <w:sz w:val="22"/>
+                <w:szCs w:val="22"/>
+              </w:rPr>
+              <w:t xml:space="preserve">2.</w:t>
+            </w:r>
+            <w:r>
+              <w:rPr>
+                <w:rFonts w:ascii="Avenir Next" w:hAnsi="Avenir Next" w:cs="Avenir Next" w:eastAsia="Avenir Next"/>
+                <w:color w:val="1A1A1A"/>
+                <w:sz w:val="22"/>
+                <w:szCs w:val="22"/>
+              </w:rPr>
+              <w:tab/>
+            </w:r>
+            <w:r>
+              <w:rPr>
+                <w:rFonts w:ascii="Avenir Next" w:hAnsi="Avenir Next" w:cs="Avenir Next" w:eastAsia="Avenir Next"/>
+                <w:color w:val="1A1A1A"/>
+                <w:sz w:val="22"/>
+                <w:szCs w:val="22"/>
+              </w:rPr>
+              <w:t xml:space="preserve">Plot the point (6, 0).</w:t>
+            </w:r>
+          </w:p>
+          <w:p>
+            <w:pPr>
+              <w:keepNext/>
+              <w:tabs>
+                <w:tab w:val="left" w:pos="1300"/>
+              </w:tabs>
+              <w:spacing w:before="0" w:after="24" w:line="272" w:lineRule="auto"/>
+              <w:ind w:left="1300" w:hanging="868"/>
+            </w:pPr>
+            <w:r>
+              <w:rPr>
+                <w:rFonts w:ascii="Avenir Next" w:hAnsi="Avenir Next" w:cs="Avenir Next" w:eastAsia="Avenir Next"/>
+                <w:b/>
+                <w:color w:val="003A70"/>
+                <w:sz w:val="22"/>
+                <w:szCs w:val="18"/>
+              </w:rPr>
+              <w:t xml:space="preserve">Step 1</w:t>
+            </w:r>
+            <w:r>
+              <w:rPr>
+                <w:rFonts w:ascii="Avenir Next" w:hAnsi="Avenir Next" w:cs="Avenir Next" w:eastAsia="Avenir Next"/>
+                <w:color w:val="1A1A1A"/>
+                <w:sz w:val="18"/>
+                <w:szCs w:val="18"/>
+              </w:rPr>
+              <w:tab/>
+            </w:r>
+            <w:r>
+              <w:rPr>
+                <w:rFonts w:ascii="Avenir Next" w:hAnsi="Avenir Next" w:cs="Avenir Next" w:eastAsia="Avenir Next"/>
+                <w:color w:val="1A1A1A"/>
+                <w:sz w:val="22"/>
+                <w:szCs w:val="21"/>
+              </w:rPr>
+              <w:t xml:space="preserve">Start at </w:t>
+            </w:r>
+            <w:r>
+              <w:rPr>
+                <w:rFonts w:ascii="Avenir Next" w:hAnsi="Avenir Next" w:cs="Avenir Next" w:eastAsia="Avenir Next"/>
+                <w:color w:val="1A1A1A"/>
+                <w:sz w:val="21"/>
+                <w:szCs w:val="21"/>
+                <w:u w:val="single"/>
+              </w:rPr>
+              <w:t xml:space="preserve">                </w:t>
+            </w:r>
+            <w:r>
+              <w:rPr>
+                <w:rFonts w:ascii="Avenir Next" w:hAnsi="Avenir Next" w:cs="Avenir Next" w:eastAsia="Avenir Next"/>
+                <w:color w:val="1A1A1A"/>
+                <w:sz w:val="22"/>
+                <w:szCs w:val="21"/>
+              </w:rPr>
+              <w:t xml:space="preserve">.</w:t>
+            </w:r>
+          </w:p>
+          <w:p>
+            <w:pPr>
+              <w:keepNext/>
+              <w:tabs>
+                <w:tab w:val="left" w:pos="1300"/>
+              </w:tabs>
+              <w:spacing w:before="0" w:after="24" w:line="272" w:lineRule="auto"/>
+              <w:ind w:left="1300" w:hanging="868"/>
+            </w:pPr>
+            <w:r>
+              <w:rPr>
+                <w:rFonts w:ascii="Avenir Next" w:hAnsi="Avenir Next" w:cs="Avenir Next" w:eastAsia="Avenir Next"/>
+                <w:b/>
+                <w:color w:val="003A70"/>
+                <w:sz w:val="22"/>
+                <w:szCs w:val="18"/>
+              </w:rPr>
+              <w:t xml:space="preserve">Step 2</w:t>
+            </w:r>
+            <w:r>
+              <w:rPr>
+                <w:rFonts w:ascii="Avenir Next" w:hAnsi="Avenir Next" w:cs="Avenir Next" w:eastAsia="Avenir Next"/>
+                <w:color w:val="1A1A1A"/>
+                <w:sz w:val="18"/>
+                <w:szCs w:val="18"/>
+              </w:rPr>
+              <w:tab/>
+            </w:r>
+            <w:r>
+              <w:rPr>
+                <w:rFonts w:ascii="Avenir Next" w:hAnsi="Avenir Next" w:cs="Avenir Next" w:eastAsia="Avenir Next"/>
+                <w:color w:val="1A1A1A"/>
+                <w:sz w:val="22"/>
+                <w:szCs w:val="21"/>
+              </w:rPr>
+              <w:t xml:space="preserve">Move right </w:t>
+            </w:r>
+            <w:r>
+              <w:rPr>
+                <w:rFonts w:ascii="Avenir Next" w:hAnsi="Avenir Next" w:cs="Avenir Next" w:eastAsia="Avenir Next"/>
+                <w:color w:val="1A1A1A"/>
+                <w:sz w:val="21"/>
+                <w:szCs w:val="21"/>
+                <w:u w:val="single"/>
+              </w:rPr>
+              <w:t xml:space="preserve">                </w:t>
+            </w:r>
+            <w:r>
+              <w:rPr>
+                <w:rFonts w:ascii="Avenir Next" w:hAnsi="Avenir Next" w:cs="Avenir Next" w:eastAsia="Avenir Next"/>
+                <w:color w:val="1A1A1A"/>
+                <w:sz w:val="22"/>
+                <w:szCs w:val="21"/>
+              </w:rPr>
+              <w:t xml:space="preserve">.</w:t>
+            </w:r>
+          </w:p>
+          <w:p>
+            <w:pPr>
+              <w:keepNext/>
+              <w:tabs>
+                <w:tab w:val="left" w:pos="1300"/>
+              </w:tabs>
+              <w:spacing w:before="0" w:after="24" w:line="272" w:lineRule="auto"/>
+              <w:ind w:left="1300" w:hanging="868"/>
+            </w:pPr>
+            <w:r>
+              <w:rPr>
+                <w:rFonts w:ascii="Avenir Next" w:hAnsi="Avenir Next" w:cs="Avenir Next" w:eastAsia="Avenir Next"/>
+                <w:b/>
+                <w:color w:val="003A70"/>
+                <w:sz w:val="22"/>
+                <w:szCs w:val="18"/>
+              </w:rPr>
+              <w:t xml:space="preserve">Step 3</w:t>
+            </w:r>
+            <w:r>
+              <w:rPr>
+                <w:rFonts w:ascii="Avenir Next" w:hAnsi="Avenir Next" w:cs="Avenir Next" w:eastAsia="Avenir Next"/>
+                <w:color w:val="1A1A1A"/>
+                <w:sz w:val="18"/>
+                <w:szCs w:val="18"/>
+              </w:rPr>
+              <w:tab/>
+            </w:r>
+            <w:r>
+              <w:rPr>
+                <w:rFonts w:ascii="Avenir Next" w:hAnsi="Avenir Next" w:cs="Avenir Next" w:eastAsia="Avenir Next"/>
+                <w:color w:val="1A1A1A"/>
+                <w:sz w:val="22"/>
+                <w:szCs w:val="21"/>
+              </w:rPr>
+              <w:t xml:space="preserve">Move up </w:t>
+            </w:r>
+            <w:r>
+              <w:rPr>
+                <w:rFonts w:ascii="Avenir Next" w:hAnsi="Avenir Next" w:cs="Avenir Next" w:eastAsia="Avenir Next"/>
+                <w:color w:val="1A1A1A"/>
+                <w:sz w:val="21"/>
+                <w:szCs w:val="21"/>
+                <w:u w:val="single"/>
+              </w:rPr>
+              <w:t xml:space="preserve">                </w:t>
+            </w:r>
+            <w:r>
+              <w:rPr>
+                <w:rFonts w:ascii="Avenir Next" w:hAnsi="Avenir Next" w:cs="Avenir Next" w:eastAsia="Avenir Next"/>
+                <w:color w:val="1A1A1A"/>
+                <w:sz w:val="22"/>
+                <w:szCs w:val="21"/>
+              </w:rPr>
+              <w:t xml:space="preserve">. Mark the point.</w:t>
+            </w:r>
+          </w:p>
+          <w:p>
+            <w:pPr>
+              <w:spacing w:before="0" w:after="0" w:line="20" w:lineRule="exact"/>
+            </w:pPr>
+          </w:p>
+        </w:tc>
+        <w:tc>
+          <w:tcPr>
+            <w:tcW w:w="3093" w:type="dxa"/>
+            <w:vAlign w:val="top"/>
+          </w:tcPr>
+          <w:p>
+            <w:pPr>
+              <w:spacing w:before="40" w:after="0" w:line="240" w:lineRule="auto"/>
+              <w:jc w:val="center"/>
+            </w:pPr>
+            <w:r>
+              <w:drawing>
+                <wp:inline distT="0" distB="0" distL="0" distR="0">
+                  <wp:extent cx="1773936" cy="1737360"/>
+                  <wp:docPr id="201" name="Workspace 201" descr="Blank coordinate grid, x and y from 0 to 6, for plotting points."/>
+                  <a:graphic xmlns:a="http://schemas.openxmlformats.org/drawingml/2006/main">
+                    <a:graphicData uri="http://schemas.openxmlformats.org/drawingml/2006/picture">
+                      <pic:pic xmlns:pic="http://schemas.openxmlformats.org/drawingml/2006/picture">
+                        <pic:nvPicPr>
+                          <pic:cNvPr id="201" name="grid_q1_6.png"/>
+                          <pic:cNvPicPr/>
+                        </pic:nvPicPr>
+                        <pic:blipFill>
+                          <a:blip r:embed="rIdWs201"/>
+                          <a:stretch>
+                            <a:fillRect/>
+                          </a:stretch>
+                        </pic:blipFill>
+                        <pic:spPr>
+                          <a:xfrm>
+                            <a:off x="0" y="0"/>
+                            <a:ext cx="1773936" cy="1737360"/>
+                          </a:xfrm>
+                          <a:prstGeom prst="rect">
+                            <a:avLst/>
+                          </a:prstGeom>
+                        </pic:spPr>
+                      </pic:pic>
+                    </a:graphicData>
+                  </a:graphic>
+                </wp:inline>
+              </w:drawing>
+            </w:r>
+          </w:p>
+          <w:p>
+            <w:pPr>
+              <w:spacing w:before="0" w:after="0" w:line="240" w:lineRule="auto"/>
+              <w:jc w:val="center"/>
+            </w:pPr>
+            <w:r>
+              <w:rPr>
+                <w:rFonts w:ascii="Avenir Next" w:hAnsi="Avenir Next" w:cs="Avenir Next" w:eastAsia="Avenir Next"/>
+                <w:i/>
+                <w:color w:val="5A5F66"/>
+                <w:sz w:val="17"/>
+                <w:szCs w:val="17"/>
+              </w:rPr>
+              <w:t xml:space="preserve">Use this grid for problems 1 and 2.</w:t>
+            </w:r>
+          </w:p>
+        </w:tc>
+      </w:tr>
+    </w:tbl>
     <w:p>
       <w:pPr>
         <w:spacing w:before="0" w:after="0" w:line="20" w:lineRule="exact"/>
@@ -1068,220 +1394,7 @@
     </w:p>
     <w:p>
       <w:pPr>
-        <w:keepNext/>
-        <w:tabs>
-          <w:tab w:val="left" w:pos="432"/>
-        </w:tabs>
-        <w:spacing w:before="90" w:after="40" w:line="268" w:lineRule="auto"/>
-        <w:ind w:left="432" w:hanging="432"/>
-      </w:pPr>
-      <w:r>
-        <w:rPr>
-          <w:rFonts w:ascii="Avenir Next" w:hAnsi="Avenir Next" w:cs="Avenir Next" w:eastAsia="Avenir Next"/>
-          <w:b/>
-          <w:color w:val="1A1A1A"/>
-          <w:sz w:val="22"/>
-          <w:szCs w:val="22"/>
-        </w:rPr>
-        <w:t xml:space="preserve">2.</w:t>
-      </w:r>
-      <w:r>
-        <w:rPr>
-          <w:rFonts w:ascii="Avenir Next" w:hAnsi="Avenir Next" w:cs="Avenir Next" w:eastAsia="Avenir Next"/>
-          <w:color w:val="1A1A1A"/>
-          <w:sz w:val="22"/>
-          <w:szCs w:val="22"/>
-        </w:rPr>
-        <w:tab/>
-      </w:r>
-      <w:r>
-        <w:rPr>
-          <w:rFonts w:ascii="Avenir Next" w:hAnsi="Avenir Next" w:cs="Avenir Next" w:eastAsia="Avenir Next"/>
-          <w:color w:val="1A1A1A"/>
-          <w:sz w:val="22"/>
-          <w:szCs w:val="22"/>
-        </w:rPr>
-        <w:t xml:space="preserve">Plot the point (6, 0).</w:t>
-      </w:r>
-    </w:p>
-    <w:p>
-      <w:pPr>
-        <w:keepNext/>
-        <w:tabs>
-          <w:tab w:val="left" w:pos="1300"/>
-        </w:tabs>
-        <w:spacing w:before="0" w:after="24" w:line="272" w:lineRule="auto"/>
-        <w:ind w:left="1300" w:hanging="868"/>
-      </w:pPr>
-      <w:r>
-        <w:rPr>
-          <w:rFonts w:ascii="Avenir Next" w:hAnsi="Avenir Next" w:cs="Avenir Next" w:eastAsia="Avenir Next"/>
-          <w:b/>
-          <w:color w:val="003A70"/>
-          <w:sz w:val="18"/>
-          <w:szCs w:val="18"/>
-        </w:rPr>
-        <w:t xml:space="preserve">Step 1</w:t>
-      </w:r>
-      <w:r>
-        <w:rPr>
-          <w:rFonts w:ascii="Avenir Next" w:hAnsi="Avenir Next" w:cs="Avenir Next" w:eastAsia="Avenir Next"/>
-          <w:color w:val="1A1A1A"/>
-          <w:sz w:val="18"/>
-          <w:szCs w:val="18"/>
-        </w:rPr>
-        <w:tab/>
-      </w:r>
-      <w:r>
-        <w:rPr>
-          <w:rFonts w:ascii="Avenir Next" w:hAnsi="Avenir Next" w:cs="Avenir Next" w:eastAsia="Avenir Next"/>
-          <w:color w:val="1A1A1A"/>
-          <w:sz w:val="21"/>
-          <w:szCs w:val="21"/>
-        </w:rPr>
-        <w:t xml:space="preserve">Start at </w:t>
-      </w:r>
-      <w:r>
-        <w:rPr>
-          <w:rFonts w:ascii="Avenir Next" w:hAnsi="Avenir Next" w:cs="Avenir Next" w:eastAsia="Avenir Next"/>
-          <w:color w:val="1A1A1A"/>
-          <w:sz w:val="21"/>
-          <w:szCs w:val="21"/>
-          <w:u w:val="single"/>
-        </w:rPr>
-        <w:t xml:space="preserve">                </w:t>
-      </w:r>
-      <w:r>
-        <w:rPr>
-          <w:rFonts w:ascii="Avenir Next" w:hAnsi="Avenir Next" w:cs="Avenir Next" w:eastAsia="Avenir Next"/>
-          <w:color w:val="1A1A1A"/>
-          <w:sz w:val="21"/>
-          <w:szCs w:val="21"/>
-        </w:rPr>
-        <w:t xml:space="preserve">.</w:t>
-      </w:r>
-    </w:p>
-    <w:p>
-      <w:pPr>
-        <w:keepNext/>
-        <w:tabs>
-          <w:tab w:val="left" w:pos="1300"/>
-        </w:tabs>
-        <w:spacing w:before="0" w:after="24" w:line="272" w:lineRule="auto"/>
-        <w:ind w:left="1300" w:hanging="868"/>
-      </w:pPr>
-      <w:r>
-        <w:rPr>
-          <w:rFonts w:ascii="Avenir Next" w:hAnsi="Avenir Next" w:cs="Avenir Next" w:eastAsia="Avenir Next"/>
-          <w:b/>
-          <w:color w:val="003A70"/>
-          <w:sz w:val="18"/>
-          <w:szCs w:val="18"/>
-        </w:rPr>
-        <w:t xml:space="preserve">Step 2</w:t>
-      </w:r>
-      <w:r>
-        <w:rPr>
-          <w:rFonts w:ascii="Avenir Next" w:hAnsi="Avenir Next" w:cs="Avenir Next" w:eastAsia="Avenir Next"/>
-          <w:color w:val="1A1A1A"/>
-          <w:sz w:val="18"/>
-          <w:szCs w:val="18"/>
-        </w:rPr>
-        <w:tab/>
-      </w:r>
-      <w:r>
-        <w:rPr>
-          <w:rFonts w:ascii="Avenir Next" w:hAnsi="Avenir Next" w:cs="Avenir Next" w:eastAsia="Avenir Next"/>
-          <w:color w:val="1A1A1A"/>
-          <w:sz w:val="21"/>
-          <w:szCs w:val="21"/>
-        </w:rPr>
-        <w:t xml:space="preserve">Move right </w:t>
-      </w:r>
-      <w:r>
-        <w:rPr>
-          <w:rFonts w:ascii="Avenir Next" w:hAnsi="Avenir Next" w:cs="Avenir Next" w:eastAsia="Avenir Next"/>
-          <w:color w:val="1A1A1A"/>
-          <w:sz w:val="21"/>
-          <w:szCs w:val="21"/>
-          <w:u w:val="single"/>
-        </w:rPr>
-        <w:t xml:space="preserve">                </w:t>
-      </w:r>
-      <w:r>
-        <w:rPr>
-          <w:rFonts w:ascii="Avenir Next" w:hAnsi="Avenir Next" w:cs="Avenir Next" w:eastAsia="Avenir Next"/>
-          <w:color w:val="1A1A1A"/>
-          <w:sz w:val="21"/>
-          <w:szCs w:val="21"/>
-        </w:rPr>
-        <w:t xml:space="preserve">.</w:t>
-      </w:r>
-    </w:p>
-    <w:p>
-      <w:pPr>
-        <w:keepNext/>
-        <w:tabs>
-          <w:tab w:val="left" w:pos="1300"/>
-        </w:tabs>
-        <w:spacing w:before="0" w:after="24" w:line="272" w:lineRule="auto"/>
-        <w:ind w:left="1300" w:hanging="868"/>
-      </w:pPr>
-      <w:r>
-        <w:rPr>
-          <w:rFonts w:ascii="Avenir Next" w:hAnsi="Avenir Next" w:cs="Avenir Next" w:eastAsia="Avenir Next"/>
-          <w:b/>
-          <w:color w:val="003A70"/>
-          <w:sz w:val="18"/>
-          <w:szCs w:val="18"/>
-        </w:rPr>
-        <w:t xml:space="preserve">Step 3</w:t>
-      </w:r>
-      <w:r>
-        <w:rPr>
-          <w:rFonts w:ascii="Avenir Next" w:hAnsi="Avenir Next" w:cs="Avenir Next" w:eastAsia="Avenir Next"/>
-          <w:color w:val="1A1A1A"/>
-          <w:sz w:val="18"/>
-          <w:szCs w:val="18"/>
-        </w:rPr>
-        <w:tab/>
-      </w:r>
-      <w:r>
-        <w:rPr>
-          <w:rFonts w:ascii="Avenir Next" w:hAnsi="Avenir Next" w:cs="Avenir Next" w:eastAsia="Avenir Next"/>
-          <w:color w:val="1A1A1A"/>
-          <w:sz w:val="21"/>
-          <w:szCs w:val="21"/>
-        </w:rPr>
-        <w:t xml:space="preserve">Move up </w:t>
-      </w:r>
-      <w:r>
-        <w:rPr>
-          <w:rFonts w:ascii="Avenir Next" w:hAnsi="Avenir Next" w:cs="Avenir Next" w:eastAsia="Avenir Next"/>
-          <w:color w:val="1A1A1A"/>
-          <w:sz w:val="21"/>
-          <w:szCs w:val="21"/>
-          <w:u w:val="single"/>
-        </w:rPr>
-        <w:t xml:space="preserve">                </w:t>
-      </w:r>
-      <w:r>
-        <w:rPr>
-          <w:rFonts w:ascii="Avenir Next" w:hAnsi="Avenir Next" w:cs="Avenir Next" w:eastAsia="Avenir Next"/>
-          <w:color w:val="1A1A1A"/>
-          <w:sz w:val="21"/>
-          <w:szCs w:val="21"/>
-        </w:rPr>
-        <w:t xml:space="preserve">. Mark the point.</w:t>
-      </w:r>
-    </w:p>
-    <w:p>
-      <w:pPr>
-        <w:spacing w:before="0" w:after="0" w:line="20" w:lineRule="exact"/>
-      </w:pPr>
-    </w:p>
-    <w:p>
-      <w:pPr>
+        <w:pStyle w:val="Heading2"/>
         <w:keepNext/>
         <w:pBdr>
           <w:bottom w:val="single" w:sz="8" w:space="3" w:color="003A70"/>
@@ -1297,7 +1410,7 @@
           <w:b/>
           <w:color w:val="003A70"/>
           <w:spacing w:val="14"/>
-          <w:sz w:val="19"/>
+          <w:sz w:val="22"/>
           <w:szCs w:val="19"/>
         </w:rPr>
         <w:t xml:space="preserve">YOUR TURN</w:t>
@@ -1316,7 +1429,7 @@
           <w:rFonts w:ascii="Avenir Next" w:hAnsi="Avenir Next" w:cs="Avenir Next" w:eastAsia="Avenir Next"/>
           <w:i/>
           <w:color w:val="5A5F66"/>
-          <w:sz w:val="17"/>
+          <w:sz w:val="22"/>
           <w:szCs w:val="17"/>
         </w:rPr>
         <w:t xml:space="preserve">use the steps on your own</w:t>
@@ -1488,7 +1601,7 @@
                       <w:szCs w:val="22"/>
                       <w:u w:val="single"/>
                     </w:rPr>
-                    <w:t xml:space="preserve">        </w:t>
+                    <w:t xml:space="preserve">            </w:t>
                   </w:r>
                 </w:p>
               </w:tc>
@@ -1550,7 +1663,7 @@
                       <w:szCs w:val="22"/>
                       <w:u w:val="single"/>
                     </w:rPr>
-                    <w:t xml:space="preserve">        </w:t>
+                    <w:t xml:space="preserve">            </w:t>
                   </w:r>
                 </w:p>
               </w:tc>
@@ -1612,7 +1725,7 @@
                       <w:szCs w:val="22"/>
                       <w:u w:val="single"/>
                     </w:rPr>
-                    <w:t xml:space="preserve">        </w:t>
+                    <w:t xml:space="preserve">            </w:t>
                   </w:r>
                 </w:p>
               </w:tc>
@@ -1680,7 +1793,7 @@
                       <w:szCs w:val="22"/>
                       <w:u w:val="single"/>
                     </w:rPr>
-                    <w:t xml:space="preserve">        </w:t>
+                    <w:t xml:space="preserve">            </w:t>
                   </w:r>
                 </w:p>
               </w:tc>
@@ -1742,7 +1855,7 @@
                       <w:szCs w:val="22"/>
                       <w:u w:val="single"/>
                     </w:rPr>
-                    <w:t xml:space="preserve">        </w:t>
+                    <w:t xml:space="preserve">            </w:t>
                   </w:r>
                 </w:p>
               </w:tc>
@@ -1804,7 +1917,7 @@
                       <w:szCs w:val="22"/>
                       <w:u w:val="single"/>
                     </w:rPr>
-                    <w:t xml:space="preserve">        </w:t>
+                    <w:t xml:space="preserve">            </w:t>
                   </w:r>
                 </w:p>
               </w:tc>
@@ -1836,7 +1949,7 @@
           <w:caps/>
           <w:color w:val="003A70"/>
           <w:spacing w:val="12"/>
-          <w:sz w:val="19"/>
+          <w:sz w:val="22"/>
           <w:szCs w:val="19"/>
         </w:rPr>
         <w:t xml:space="preserve">Lesson 7-5  ·  Session 1  ·  Prerequisite Practice A  ·  Skill 2 of 2</w:t>
@@ -1844,6 +1957,7 @@
     </w:p>
     <w:p>
       <w:pPr>
+        <w:pStyle w:val="Heading1"/>
         <w:keepNext/>
         <w:spacing w:before="0" w:after="10" w:line="240" w:lineRule="auto"/>
       </w:pPr>
@@ -1869,7 +1983,7 @@
         <w:rPr>
           <w:rFonts w:ascii="Avenir Next" w:hAnsi="Avenir Next" w:cs="Avenir Next" w:eastAsia="Avenir Next"/>
           <w:color w:val="5A5F66"/>
-          <w:sz w:val="17"/>
+          <w:sz w:val="22"/>
           <w:szCs w:val="17"/>
         </w:rPr>
         <w:t xml:space="preserve">Builds on Grade 4 · 4.NF.C.6</w:t>
@@ -1912,6 +2026,7 @@
           </w:tcPr>
           <w:p>
             <w:pPr>
+              <w:pStyle w:val="Heading2"/>
               <w:spacing w:before="0" w:after="0" w:line="252" w:lineRule="auto"/>
             </w:pPr>
             <w:r>
@@ -1941,7 +2056,7 @@
               <w:rPr>
                 <w:rFonts w:ascii="Avenir Next" w:hAnsi="Avenir Next" w:cs="Avenir Next" w:eastAsia="Avenir Next"/>
                 <w:color w:val="1A1A1A"/>
-                <w:sz w:val="20"/>
+                <w:sz w:val="22"/>
                 <w:szCs w:val="20"/>
               </w:rPr>
               <w:t xml:space="preserve">You will plot points like (2.5, 3) and (−3.5, 2.5).</w:t>
@@ -1961,6 +2076,7 @@
           </w:tcPr>
           <w:p>
             <w:pPr>
+              <w:pStyle w:val="Heading2"/>
               <w:spacing w:before="0" w:after="0" w:line="252" w:lineRule="auto"/>
             </w:pPr>
             <w:r>
@@ -1990,7 +2106,7 @@
               <w:rPr>
                 <w:rFonts w:ascii="Avenir Next" w:hAnsi="Avenir Next" w:cs="Avenir Next" w:eastAsia="Avenir Next"/>
                 <w:color w:val="1A1A1A"/>
-                <w:sz w:val="20"/>
+                <w:sz w:val="22"/>
                 <w:szCs w:val="20"/>
               </w:rPr>
               <w:t xml:space="preserve">Find where a decimal like 2.5 sits between whole numbers.  </w:t>
@@ -2000,7 +2116,7 @@
                 <w:rFonts w:ascii="Avenir Next" w:hAnsi="Avenir Next" w:cs="Avenir Next" w:eastAsia="Avenir Next"/>
                 <w:b/>
                 <w:color w:val="1A1A1A"/>
-                <w:sz w:val="20"/>
+                <w:sz w:val="22"/>
                 <w:szCs w:val="20"/>
               </w:rPr>
               <w:t xml:space="preserve">You will use it in Practice Form A, problems 6 and 8.</w:t>
@@ -2011,6 +2127,7 @@
     </w:tbl>
     <w:p>
       <w:pPr>
+        <w:pStyle w:val="Heading2"/>
         <w:keepNext/>
         <w:pBdr>
           <w:bottom w:val="single" w:sz="8" w:space="3" w:color="003A70"/>
@@ -2026,7 +2143,7 @@
           <w:b/>
           <w:color w:val="003A70"/>
           <w:spacing w:val="14"/>
-          <w:sz w:val="19"/>
+          <w:sz w:val="22"/>
           <w:szCs w:val="19"/>
         </w:rPr>
         <w:t xml:space="preserve">STEPS TO FOLLOW</w:t>
@@ -2045,7 +2162,7 @@
           <w:rFonts w:ascii="Avenir Next" w:hAnsi="Avenir Next" w:cs="Avenir Next" w:eastAsia="Avenir Next"/>
           <w:i/>
           <w:color w:val="5A5F66"/>
-          <w:sz w:val="17"/>
+          <w:sz w:val="22"/>
           <w:szCs w:val="17"/>
         </w:rPr>
         <w:t xml:space="preserve">use these same steps on every problem</w:t>
@@ -2087,6 +2204,7 @@
           </w:tcPr>
           <w:p>
             <w:pPr>
+              <w:pStyle w:val="Heading1"/>
               <w:spacing w:before="0" w:after="0" w:line="240" w:lineRule="auto"/>
               <w:jc w:val="center"/>
             </w:pPr>
@@ -2115,7 +2233,7 @@
               <w:rPr>
                 <w:rFonts w:ascii="Avenir Next" w:hAnsi="Avenir Next" w:cs="Avenir Next" w:eastAsia="Avenir Next"/>
                 <w:color w:val="1A1A1A"/>
-                <w:sz w:val="21"/>
+                <w:sz w:val="22"/>
                 <w:szCs w:val="21"/>
               </w:rPr>
               <w:t xml:space="preserve">The number before the point is the </w:t>
@@ -2125,7 +2243,7 @@
                 <w:rFonts w:ascii="Avenir Next" w:hAnsi="Avenir Next" w:cs="Avenir Next" w:eastAsia="Avenir Next"/>
                 <w:b/>
                 <w:color w:val="1A1A1A"/>
-                <w:sz w:val="21"/>
+                <w:sz w:val="22"/>
                 <w:szCs w:val="21"/>
               </w:rPr>
               <w:t xml:space="preserve">whole number</w:t>
@@ -2134,7 +2252,7 @@
               <w:rPr>
                 <w:rFonts w:ascii="Avenir Next" w:hAnsi="Avenir Next" w:cs="Avenir Next" w:eastAsia="Avenir Next"/>
                 <w:color w:val="1A1A1A"/>
-                <w:sz w:val="21"/>
+                <w:sz w:val="22"/>
                 <w:szCs w:val="21"/>
               </w:rPr>
               <w:t xml:space="preserve">.</w:t>
@@ -2153,6 +2271,7 @@
           </w:tcPr>
           <w:p>
             <w:pPr>
+              <w:pStyle w:val="Heading1"/>
               <w:spacing w:before="0" w:after="0" w:line="240" w:lineRule="auto"/>
               <w:jc w:val="center"/>
             </w:pPr>
@@ -2181,7 +2300,7 @@
               <w:rPr>
                 <w:rFonts w:ascii="Avenir Next" w:hAnsi="Avenir Next" w:cs="Avenir Next" w:eastAsia="Avenir Next"/>
                 <w:color w:val="1A1A1A"/>
-                <w:sz w:val="21"/>
+                <w:sz w:val="22"/>
                 <w:szCs w:val="21"/>
               </w:rPr>
               <w:t xml:space="preserve">The next whole number is </w:t>
@@ -2191,7 +2310,7 @@
                 <w:rFonts w:ascii="Avenir Next" w:hAnsi="Avenir Next" w:cs="Avenir Next" w:eastAsia="Avenir Next"/>
                 <w:b/>
                 <w:color w:val="1A1A1A"/>
-                <w:sz w:val="21"/>
+                <w:sz w:val="22"/>
                 <w:szCs w:val="21"/>
               </w:rPr>
               <w:t xml:space="preserve">one more</w:t>
@@ -2200,7 +2319,7 @@
               <w:rPr>
                 <w:rFonts w:ascii="Avenir Next" w:hAnsi="Avenir Next" w:cs="Avenir Next" w:eastAsia="Avenir Next"/>
                 <w:color w:val="1A1A1A"/>
-                <w:sz w:val="21"/>
+                <w:sz w:val="22"/>
                 <w:szCs w:val="21"/>
               </w:rPr>
               <w:t xml:space="preserve">.</w:t>
@@ -2219,6 +2338,7 @@
           </w:tcPr>
           <w:p>
             <w:pPr>
+              <w:pStyle w:val="Heading1"/>
               <w:spacing w:before="0" w:after="0" w:line="240" w:lineRule="auto"/>
               <w:jc w:val="center"/>
             </w:pPr>
@@ -2248,7 +2368,7 @@
                 <w:rFonts w:ascii="Avenir Next" w:hAnsi="Avenir Next" w:cs="Avenir Next" w:eastAsia="Avenir Next"/>
                 <w:b/>
                 <w:color w:val="1A1A1A"/>
-                <w:sz w:val="21"/>
+                <w:sz w:val="22"/>
                 <w:szCs w:val="21"/>
               </w:rPr>
               <w:t xml:space="preserve">.25</w:t>
@@ -2257,7 +2377,7 @@
               <w:rPr>
                 <w:rFonts w:ascii="Avenir Next" w:hAnsi="Avenir Next" w:cs="Avenir Next" w:eastAsia="Avenir Next"/>
                 <w:color w:val="1A1A1A"/>
-                <w:sz w:val="21"/>
+                <w:sz w:val="22"/>
                 <w:szCs w:val="21"/>
               </w:rPr>
               <w:t xml:space="preserve"> is a quarter, .5 is halfway, .75 is three quarters.</w:t>
@@ -2268,6 +2388,7 @@
     </w:tbl>
     <w:p>
       <w:pPr>
+        <w:pStyle w:val="Heading2"/>
         <w:keepNext/>
         <w:pBdr>
           <w:bottom w:val="single" w:sz="8" w:space="3" w:color="003A70"/>
@@ -2283,7 +2404,7 @@
           <w:b/>
           <w:color w:val="003A70"/>
           <w:spacing w:val="14"/>
-          <w:sz w:val="19"/>
+          <w:sz w:val="22"/>
           <w:szCs w:val="19"/>
         </w:rPr>
         <w:t xml:space="preserve">WATCH ME</w:t>
@@ -2302,7 +2423,7 @@
           <w:rFonts w:ascii="Avenir Next" w:hAnsi="Avenir Next" w:cs="Avenir Next" w:eastAsia="Avenir Next"/>
           <w:i/>
           <w:color w:val="5A5F66"/>
-          <w:sz w:val="17"/>
+          <w:sz w:val="22"/>
           <w:szCs w:val="17"/>
         </w:rPr>
         <w:t xml:space="preserve">the steps in action</w:t>
@@ -2351,7 +2472,7 @@
                 <w:rFonts w:ascii="Avenir Next" w:hAnsi="Avenir Next" w:cs="Avenir Next" w:eastAsia="Avenir Next"/>
                 <w:b/>
                 <w:color w:val="1A1A1A"/>
-                <w:sz w:val="21"/>
+                <w:sz w:val="22"/>
                 <w:szCs w:val="21"/>
               </w:rPr>
               <w:t xml:space="preserve">Where is 2.75 on a number line?</w:t>
@@ -2370,25 +2491,25 @@
                 <w:rFonts w:ascii="Avenir Next" w:hAnsi="Avenir Next" w:cs="Avenir Next" w:eastAsia="Avenir Next"/>
                 <w:b/>
                 <w:color w:val="003A70"/>
+                <w:sz w:val="22"/>
+                <w:szCs w:val="19"/>
+              </w:rPr>
+              <w:t xml:space="preserve">Step 1</w:t>
+            </w:r>
+            <w:r>
+              <w:rPr>
+                <w:rFonts w:ascii="Avenir Next" w:hAnsi="Avenir Next" w:cs="Avenir Next" w:eastAsia="Avenir Next"/>
+                <w:color w:val="1A1A1A"/>
                 <w:sz w:val="19"/>
                 <w:szCs w:val="19"/>
               </w:rPr>
-              <w:t xml:space="preserve">Step 1</w:t>
-            </w:r>
-            <w:r>
-              <w:rPr>
-                <w:rFonts w:ascii="Avenir Next" w:hAnsi="Avenir Next" w:cs="Avenir Next" w:eastAsia="Avenir Next"/>
-                <w:color w:val="1A1A1A"/>
-                <w:sz w:val="19"/>
-                <w:szCs w:val="19"/>
-              </w:rPr>
               <w:tab/>
             </w:r>
             <w:r>
               <w:rPr>
                 <w:rFonts w:ascii="Avenir Next" w:hAnsi="Avenir Next" w:cs="Avenir Next" w:eastAsia="Avenir Next"/>
                 <w:color w:val="1A1A1A"/>
-                <w:sz w:val="21"/>
+                <w:sz w:val="22"/>
                 <w:szCs w:val="21"/>
               </w:rPr>
               <w:t xml:space="preserve">The whole number is 2.</w:t>
@@ -2407,25 +2528,25 @@
                 <w:rFonts w:ascii="Avenir Next" w:hAnsi="Avenir Next" w:cs="Avenir Next" w:eastAsia="Avenir Next"/>
                 <w:b/>
                 <w:color w:val="003A70"/>
+                <w:sz w:val="22"/>
+                <w:szCs w:val="19"/>
+              </w:rPr>
+              <w:t xml:space="preserve">Step 2</w:t>
+            </w:r>
+            <w:r>
+              <w:rPr>
+                <w:rFonts w:ascii="Avenir Next" w:hAnsi="Avenir Next" w:cs="Avenir Next" w:eastAsia="Avenir Next"/>
+                <w:color w:val="1A1A1A"/>
                 <w:sz w:val="19"/>
                 <w:szCs w:val="19"/>
               </w:rPr>
-              <w:t xml:space="preserve">Step 2</w:t>
-            </w:r>
-            <w:r>
-              <w:rPr>
-                <w:rFonts w:ascii="Avenir Next" w:hAnsi="Avenir Next" w:cs="Avenir Next" w:eastAsia="Avenir Next"/>
-                <w:color w:val="1A1A1A"/>
-                <w:sz w:val="19"/>
-                <w:szCs w:val="19"/>
-              </w:rPr>
               <w:tab/>
             </w:r>
             <w:r>
               <w:rPr>
                 <w:rFonts w:ascii="Avenir Next" w:hAnsi="Avenir Next" w:cs="Avenir Next" w:eastAsia="Avenir Next"/>
                 <w:color w:val="1A1A1A"/>
-                <w:sz w:val="21"/>
+                <w:sz w:val="22"/>
                 <w:szCs w:val="21"/>
               </w:rPr>
               <w:t xml:space="preserve">The next whole number is 3.</w:t>
@@ -2444,25 +2565,25 @@
                 <w:rFonts w:ascii="Avenir Next" w:hAnsi="Avenir Next" w:cs="Avenir Next" w:eastAsia="Avenir Next"/>
                 <w:b/>
                 <w:color w:val="003A70"/>
+                <w:sz w:val="22"/>
+                <w:szCs w:val="19"/>
+              </w:rPr>
+              <w:t xml:space="preserve">Step 3</w:t>
+            </w:r>
+            <w:r>
+              <w:rPr>
+                <w:rFonts w:ascii="Avenir Next" w:hAnsi="Avenir Next" w:cs="Avenir Next" w:eastAsia="Avenir Next"/>
+                <w:color w:val="1A1A1A"/>
                 <w:sz w:val="19"/>
                 <w:szCs w:val="19"/>
               </w:rPr>
-              <w:t xml:space="preserve">Step 3</w:t>
-            </w:r>
-            <w:r>
-              <w:rPr>
-                <w:rFonts w:ascii="Avenir Next" w:hAnsi="Avenir Next" w:cs="Avenir Next" w:eastAsia="Avenir Next"/>
-                <w:color w:val="1A1A1A"/>
-                <w:sz w:val="19"/>
-                <w:szCs w:val="19"/>
-              </w:rPr>
               <w:tab/>
             </w:r>
             <w:r>
               <w:rPr>
                 <w:rFonts w:ascii="Avenir Next" w:hAnsi="Avenir Next" w:cs="Avenir Next" w:eastAsia="Avenir Next"/>
                 <w:color w:val="1A1A1A"/>
-                <w:sz w:val="21"/>
+                <w:sz w:val="22"/>
                 <w:szCs w:val="21"/>
               </w:rPr>
               <w:t xml:space="preserve">.75 is three quarters of the way.</w:t>
@@ -2481,18 +2602,18 @@
                 <w:rFonts w:ascii="Avenir Next" w:hAnsi="Avenir Next" w:cs="Avenir Next" w:eastAsia="Avenir Next"/>
                 <w:b/>
                 <w:color w:val="1A1A1A"/>
+                <w:sz w:val="22"/>
+                <w:szCs w:val="21"/>
+              </w:rPr>
+              <w:t xml:space="preserve">Answer</w:t>
+            </w:r>
+            <w:r>
+              <w:rPr>
+                <w:rFonts w:ascii="Avenir Next" w:hAnsi="Avenir Next" w:cs="Avenir Next" w:eastAsia="Avenir Next"/>
+                <w:color w:val="1A1A1A"/>
                 <w:sz w:val="21"/>
                 <w:szCs w:val="21"/>
               </w:rPr>
-              <w:t xml:space="preserve">Answer</w:t>
-            </w:r>
-            <w:r>
-              <w:rPr>
-                <w:rFonts w:ascii="Avenir Next" w:hAnsi="Avenir Next" w:cs="Avenir Next" w:eastAsia="Avenir Next"/>
-                <w:color w:val="1A1A1A"/>
-                <w:sz w:val="21"/>
-                <w:szCs w:val="21"/>
-              </w:rPr>
               <w:tab/>
             </w:r>
             <w:r>
@@ -2500,7 +2621,7 @@
                 <w:rFonts w:ascii="Avenir Next" w:hAnsi="Avenir Next" w:cs="Avenir Next" w:eastAsia="Avenir Next"/>
                 <w:b/>
                 <w:color w:val="1A1A1A"/>
-                <w:sz w:val="21"/>
+                <w:sz w:val="22"/>
                 <w:szCs w:val="21"/>
               </w:rPr>
               <w:t xml:space="preserve">between 2 and 3, close to 3</w:t>
@@ -2521,7 +2642,7 @@
               <w:drawing>
                 <wp:inline distT="0" distB="0" distL="0" distR="0">
                   <wp:extent cx="2743200" cy="731520"/>
-                  <wp:docPr id="2" name="Figure 2"/>
+                  <wp:docPr id="2" name="Figure 2" descr="Number line from 0 to 4, ticks every 0.25. Points: x: 2.75; label: 2.75."/>
                   <a:graphic xmlns:a="http://schemas.openxmlformats.org/drawingml/2006/main">
                     <a:graphicData uri="http://schemas.openxmlformats.org/drawingml/2006/picture">
                       <pic:pic xmlns:pic="http://schemas.openxmlformats.org/drawingml/2006/picture">
@@ -2561,6 +2682,7 @@
     </w:p>
     <w:p>
       <w:pPr>
+        <w:pStyle w:val="Heading2"/>
         <w:keepNext/>
         <w:pBdr>
           <w:bottom w:val="single" w:sz="8" w:space="3" w:color="003A70"/>
@@ -2576,7 +2698,7 @@
           <w:b/>
           <w:color w:val="003A70"/>
           <w:spacing w:val="14"/>
-          <w:sz w:val="19"/>
+          <w:sz w:val="22"/>
           <w:szCs w:val="19"/>
         </w:rPr>
         <w:t xml:space="preserve">TRY IT WITH HELP</w:t>
@@ -2595,7 +2717,7 @@
           <w:rFonts w:ascii="Avenir Next" w:hAnsi="Avenir Next" w:cs="Avenir Next" w:eastAsia="Avenir Next"/>
           <w:i/>
           <w:color w:val="5A5F66"/>
-          <w:sz w:val="17"/>
+          <w:sz w:val="22"/>
           <w:szCs w:val="17"/>
         </w:rPr>
         <w:t xml:space="preserve">fill in each step</w:t>
@@ -2653,25 +2775,25 @@
           <w:rFonts w:ascii="Avenir Next" w:hAnsi="Avenir Next" w:cs="Avenir Next" w:eastAsia="Avenir Next"/>
           <w:b/>
           <w:color w:val="003A70"/>
+          <w:sz w:val="22"/>
+          <w:szCs w:val="18"/>
+        </w:rPr>
+        <w:t xml:space="preserve">Step 1</w:t>
+      </w:r>
+      <w:r>
+        <w:rPr>
+          <w:rFonts w:ascii="Avenir Next" w:hAnsi="Avenir Next" w:cs="Avenir Next" w:eastAsia="Avenir Next"/>
+          <w:color w:val="1A1A1A"/>
           <w:sz w:val="18"/>
           <w:szCs w:val="18"/>
         </w:rPr>
-        <w:t xml:space="preserve">Step 1</w:t>
-      </w:r>
-      <w:r>
-        <w:rPr>
-          <w:rFonts w:ascii="Avenir Next" w:hAnsi="Avenir Next" w:cs="Avenir Next" w:eastAsia="Avenir Next"/>
-          <w:color w:val="1A1A1A"/>
-          <w:sz w:val="18"/>
-          <w:szCs w:val="18"/>
-        </w:rPr>
         <w:tab/>
       </w:r>
       <w:r>
         <w:rPr>
           <w:rFonts w:ascii="Avenir Next" w:hAnsi="Avenir Next" w:cs="Avenir Next" w:eastAsia="Avenir Next"/>
           <w:color w:val="1A1A1A"/>
-          <w:sz w:val="21"/>
+          <w:sz w:val="22"/>
           <w:szCs w:val="21"/>
         </w:rPr>
         <w:t xml:space="preserve">The whole number is </w:t>
@@ -2690,7 +2812,7 @@
         <w:rPr>
           <w:rFonts w:ascii="Avenir Next" w:hAnsi="Avenir Next" w:cs="Avenir Next" w:eastAsia="Avenir Next"/>
           <w:color w:val="1A1A1A"/>
-          <w:sz w:val="21"/>
+          <w:sz w:val="22"/>
           <w:szCs w:val="21"/>
         </w:rPr>
         <w:t xml:space="preserve">.</w:t>
@@ -2710,25 +2832,25 @@
           <w:rFonts w:ascii="Avenir Next" w:hAnsi="Avenir Next" w:cs="Avenir Next" w:eastAsia="Avenir Next"/>
           <w:b/>
           <w:color w:val="003A70"/>
+          <w:sz w:val="22"/>
+          <w:szCs w:val="18"/>
+        </w:rPr>
+        <w:t xml:space="preserve">Step 2</w:t>
+      </w:r>
+      <w:r>
+        <w:rPr>
+          <w:rFonts w:ascii="Avenir Next" w:hAnsi="Avenir Next" w:cs="Avenir Next" w:eastAsia="Avenir Next"/>
+          <w:color w:val="1A1A1A"/>
           <w:sz w:val="18"/>
           <w:szCs w:val="18"/>
         </w:rPr>
-        <w:t xml:space="preserve">Step 2</w:t>
-      </w:r>
-      <w:r>
-        <w:rPr>
-          <w:rFonts w:ascii="Avenir Next" w:hAnsi="Avenir Next" w:cs="Avenir Next" w:eastAsia="Avenir Next"/>
-          <w:color w:val="1A1A1A"/>
-          <w:sz w:val="18"/>
-          <w:szCs w:val="18"/>
-        </w:rPr>
         <w:tab/>
       </w:r>
       <w:r>
         <w:rPr>
           <w:rFonts w:ascii="Avenir Next" w:hAnsi="Avenir Next" w:cs="Avenir Next" w:eastAsia="Avenir Next"/>
           <w:color w:val="1A1A1A"/>
-          <w:sz w:val="21"/>
+          <w:sz w:val="22"/>
           <w:szCs w:val="21"/>
         </w:rPr>
         <w:t xml:space="preserve">The next whole number is </w:t>
@@ -2747,7 +2869,7 @@
         <w:rPr>
           <w:rFonts w:ascii="Avenir Next" w:hAnsi="Avenir Next" w:cs="Avenir Next" w:eastAsia="Avenir Next"/>
           <w:color w:val="1A1A1A"/>
-          <w:sz w:val="21"/>
+          <w:sz w:val="22"/>
           <w:szCs w:val="21"/>
         </w:rPr>
         <w:t xml:space="preserve">.</w:t>
@@ -2767,25 +2889,25 @@
           <w:rFonts w:ascii="Avenir Next" w:hAnsi="Avenir Next" w:cs="Avenir Next" w:eastAsia="Avenir Next"/>
           <w:b/>
           <w:color w:val="003A70"/>
+          <w:sz w:val="22"/>
+          <w:szCs w:val="18"/>
+        </w:rPr>
+        <w:t xml:space="preserve">Step 3</w:t>
+      </w:r>
+      <w:r>
+        <w:rPr>
+          <w:rFonts w:ascii="Avenir Next" w:hAnsi="Avenir Next" w:cs="Avenir Next" w:eastAsia="Avenir Next"/>
+          <w:color w:val="1A1A1A"/>
           <w:sz w:val="18"/>
           <w:szCs w:val="18"/>
         </w:rPr>
-        <w:t xml:space="preserve">Step 3</w:t>
-      </w:r>
-      <w:r>
-        <w:rPr>
-          <w:rFonts w:ascii="Avenir Next" w:hAnsi="Avenir Next" w:cs="Avenir Next" w:eastAsia="Avenir Next"/>
-          <w:color w:val="1A1A1A"/>
-          <w:sz w:val="18"/>
-          <w:szCs w:val="18"/>
-        </w:rPr>
         <w:tab/>
       </w:r>
       <w:r>
         <w:rPr>
           <w:rFonts w:ascii="Avenir Next" w:hAnsi="Avenir Next" w:cs="Avenir Next" w:eastAsia="Avenir Next"/>
           <w:color w:val="1A1A1A"/>
-          <w:sz w:val="21"/>
+          <w:sz w:val="22"/>
           <w:szCs w:val="21"/>
         </w:rPr>
         <w:t xml:space="preserve">.5 means </w:t>
@@ -2804,7 +2926,7 @@
         <w:rPr>
           <w:rFonts w:ascii="Avenir Next" w:hAnsi="Avenir Next" w:cs="Avenir Next" w:eastAsia="Avenir Next"/>
           <w:color w:val="1A1A1A"/>
-          <w:sz w:val="21"/>
+          <w:sz w:val="22"/>
           <w:szCs w:val="21"/>
         </w:rPr>
         <w:t xml:space="preserve"> of the way.</w:t>
@@ -2867,25 +2989,25 @@
           <w:rFonts w:ascii="Avenir Next" w:hAnsi="Avenir Next" w:cs="Avenir Next" w:eastAsia="Avenir Next"/>
           <w:b/>
           <w:color w:val="003A70"/>
+          <w:sz w:val="22"/>
+          <w:szCs w:val="18"/>
+        </w:rPr>
+        <w:t xml:space="preserve">Step 1</w:t>
+      </w:r>
+      <w:r>
+        <w:rPr>
+          <w:rFonts w:ascii="Avenir Next" w:hAnsi="Avenir Next" w:cs="Avenir Next" w:eastAsia="Avenir Next"/>
+          <w:color w:val="1A1A1A"/>
           <w:sz w:val="18"/>
           <w:szCs w:val="18"/>
         </w:rPr>
-        <w:t xml:space="preserve">Step 1</w:t>
-      </w:r>
-      <w:r>
-        <w:rPr>
-          <w:rFonts w:ascii="Avenir Next" w:hAnsi="Avenir Next" w:cs="Avenir Next" w:eastAsia="Avenir Next"/>
-          <w:color w:val="1A1A1A"/>
-          <w:sz w:val="18"/>
-          <w:szCs w:val="18"/>
-        </w:rPr>
         <w:tab/>
       </w:r>
       <w:r>
         <w:rPr>
           <w:rFonts w:ascii="Avenir Next" w:hAnsi="Avenir Next" w:cs="Avenir Next" w:eastAsia="Avenir Next"/>
           <w:color w:val="1A1A1A"/>
-          <w:sz w:val="21"/>
+          <w:sz w:val="22"/>
           <w:szCs w:val="21"/>
         </w:rPr>
         <w:t xml:space="preserve">The whole number is </w:t>
@@ -2904,7 +3026,7 @@
         <w:rPr>
           <w:rFonts w:ascii="Avenir Next" w:hAnsi="Avenir Next" w:cs="Avenir Next" w:eastAsia="Avenir Next"/>
           <w:color w:val="1A1A1A"/>
-          <w:sz w:val="21"/>
+          <w:sz w:val="22"/>
           <w:szCs w:val="21"/>
         </w:rPr>
         <w:t xml:space="preserve">.</w:t>
@@ -2924,25 +3046,25 @@
           <w:rFonts w:ascii="Avenir Next" w:hAnsi="Avenir Next" w:cs="Avenir Next" w:eastAsia="Avenir Next"/>
           <w:b/>
           <w:color w:val="003A70"/>
+          <w:sz w:val="22"/>
+          <w:szCs w:val="18"/>
+        </w:rPr>
+        <w:t xml:space="preserve">Step 2</w:t>
+      </w:r>
+      <w:r>
+        <w:rPr>
+          <w:rFonts w:ascii="Avenir Next" w:hAnsi="Avenir Next" w:cs="Avenir Next" w:eastAsia="Avenir Next"/>
+          <w:color w:val="1A1A1A"/>
           <w:sz w:val="18"/>
           <w:szCs w:val="18"/>
         </w:rPr>
-        <w:t xml:space="preserve">Step 2</w:t>
-      </w:r>
-      <w:r>
-        <w:rPr>
-          <w:rFonts w:ascii="Avenir Next" w:hAnsi="Avenir Next" w:cs="Avenir Next" w:eastAsia="Avenir Next"/>
-          <w:color w:val="1A1A1A"/>
-          <w:sz w:val="18"/>
-          <w:szCs w:val="18"/>
-        </w:rPr>
         <w:tab/>
       </w:r>
       <w:r>
         <w:rPr>
           <w:rFonts w:ascii="Avenir Next" w:hAnsi="Avenir Next" w:cs="Avenir Next" w:eastAsia="Avenir Next"/>
           <w:color w:val="1A1A1A"/>
-          <w:sz w:val="21"/>
+          <w:sz w:val="22"/>
           <w:szCs w:val="21"/>
         </w:rPr>
         <w:t xml:space="preserve">The next whole number is </w:t>
@@ -2961,7 +3083,7 @@
         <w:rPr>
           <w:rFonts w:ascii="Avenir Next" w:hAnsi="Avenir Next" w:cs="Avenir Next" w:eastAsia="Avenir Next"/>
           <w:color w:val="1A1A1A"/>
-          <w:sz w:val="21"/>
+          <w:sz w:val="22"/>
           <w:szCs w:val="21"/>
         </w:rPr>
         <w:t xml:space="preserve">.</w:t>
@@ -2981,25 +3103,25 @@
           <w:rFonts w:ascii="Avenir Next" w:hAnsi="Avenir Next" w:cs="Avenir Next" w:eastAsia="Avenir Next"/>
           <w:b/>
           <w:color w:val="003A70"/>
+          <w:sz w:val="22"/>
+          <w:szCs w:val="18"/>
+        </w:rPr>
+        <w:t xml:space="preserve">Step 3</w:t>
+      </w:r>
+      <w:r>
+        <w:rPr>
+          <w:rFonts w:ascii="Avenir Next" w:hAnsi="Avenir Next" w:cs="Avenir Next" w:eastAsia="Avenir Next"/>
+          <w:color w:val="1A1A1A"/>
           <w:sz w:val="18"/>
           <w:szCs w:val="18"/>
         </w:rPr>
-        <w:t xml:space="preserve">Step 3</w:t>
-      </w:r>
-      <w:r>
-        <w:rPr>
-          <w:rFonts w:ascii="Avenir Next" w:hAnsi="Avenir Next" w:cs="Avenir Next" w:eastAsia="Avenir Next"/>
-          <w:color w:val="1A1A1A"/>
-          <w:sz w:val="18"/>
-          <w:szCs w:val="18"/>
-        </w:rPr>
         <w:tab/>
       </w:r>
       <w:r>
         <w:rPr>
           <w:rFonts w:ascii="Avenir Next" w:hAnsi="Avenir Next" w:cs="Avenir Next" w:eastAsia="Avenir Next"/>
           <w:color w:val="1A1A1A"/>
-          <w:sz w:val="21"/>
+          <w:sz w:val="22"/>
           <w:szCs w:val="21"/>
         </w:rPr>
         <w:t xml:space="preserve">.25 means </w:t>
@@ -3018,7 +3140,7 @@
         <w:rPr>
           <w:rFonts w:ascii="Avenir Next" w:hAnsi="Avenir Next" w:cs="Avenir Next" w:eastAsia="Avenir Next"/>
           <w:color w:val="1A1A1A"/>
-          <w:sz w:val="21"/>
+          <w:sz w:val="22"/>
           <w:szCs w:val="21"/>
         </w:rPr>
         <w:t xml:space="preserve"> of the way.</w:t>
@@ -3031,6 +3153,7 @@
     </w:p>
     <w:p>
       <w:pPr>
+        <w:pStyle w:val="Heading2"/>
         <w:keepNext/>
         <w:pBdr>
           <w:bottom w:val="single" w:sz="8" w:space="3" w:color="003A70"/>
@@ -3046,7 +3169,7 @@
           <w:b/>
           <w:color w:val="003A70"/>
           <w:spacing w:val="14"/>
-          <w:sz w:val="19"/>
+          <w:sz w:val="22"/>
           <w:szCs w:val="19"/>
         </w:rPr>
         <w:t xml:space="preserve">YOUR TURN</w:t>
@@ -3065,7 +3188,7 @@
           <w:rFonts w:ascii="Avenir Next" w:hAnsi="Avenir Next" w:cs="Avenir Next" w:eastAsia="Avenir Next"/>
           <w:i/>
           <w:color w:val="5A5F66"/>
-          <w:sz w:val="17"/>
+          <w:sz w:val="22"/>
           <w:szCs w:val="17"/>
         </w:rPr>
         <w:t xml:space="preserve">use the steps on your own</w:t>
@@ -3574,6 +3697,7 @@
     </w:p>
     <w:p>
       <w:pPr>
+        <w:pStyle w:val="Heading2"/>
         <w:keepNext/>
         <w:pBdr>
           <w:bottom w:val="single" w:sz="8" w:space="3" w:color="003A70"/>
@@ -3589,7 +3713,7 @@
           <w:b/>
           <w:color w:val="003A70"/>
           <w:spacing w:val="14"/>
-          <w:sz w:val="19"/>
+          <w:sz w:val="22"/>
           <w:szCs w:val="19"/>
         </w:rPr>
         <w:t xml:space="preserve">READY CHECK</w:t>
@@ -3608,7 +3732,7 @@
           <w:rFonts w:ascii="Avenir Next" w:hAnsi="Avenir Next" w:cs="Avenir Next" w:eastAsia="Avenir Next"/>
           <w:i/>
           <w:color w:val="5A5F66"/>
-          <w:sz w:val="17"/>
+          <w:sz w:val="22"/>
           <w:szCs w:val="17"/>
         </w:rPr>
         <w:t xml:space="preserve">a problem like the one in today’s lesson</w:t>
@@ -3740,25 +3864,25 @@
                       <w:rFonts w:ascii="Avenir Next" w:hAnsi="Avenir Next" w:cs="Avenir Next" w:eastAsia="Avenir Next"/>
                       <w:b/>
                       <w:color w:val="003A70"/>
+                      <w:sz w:val="22"/>
+                      <w:szCs w:val="21"/>
+                    </w:rPr>
+                    <w:t xml:space="preserve">A</w:t>
+                  </w:r>
+                  <w:r>
+                    <w:rPr>
+                      <w:rFonts w:ascii="Avenir Next" w:hAnsi="Avenir Next" w:cs="Avenir Next" w:eastAsia="Avenir Next"/>
+                      <w:color w:val="1A1A1A"/>
                       <w:sz w:val="21"/>
                       <w:szCs w:val="21"/>
                     </w:rPr>
-                    <w:t xml:space="preserve">A</w:t>
-                  </w:r>
-                  <w:r>
-                    <w:rPr>
-                      <w:rFonts w:ascii="Avenir Next" w:hAnsi="Avenir Next" w:cs="Avenir Next" w:eastAsia="Avenir Next"/>
-                      <w:color w:val="1A1A1A"/>
-                      <w:sz w:val="21"/>
-                      <w:szCs w:val="21"/>
-                    </w:rPr>
                     <w:tab/>
                   </w:r>
                   <w:r>
                     <w:rPr>
                       <w:rFonts w:ascii="Avenir Next" w:hAnsi="Avenir Next" w:cs="Avenir Next" w:eastAsia="Avenir Next"/>
                       <w:color w:val="1A1A1A"/>
-                      <w:sz w:val="21"/>
+                      <w:sz w:val="22"/>
                       <w:szCs w:val="21"/>
                     </w:rPr>
                     <w:t xml:space="preserve">between 4 and 5</w:t>
@@ -3783,25 +3907,25 @@
                       <w:rFonts w:ascii="Avenir Next" w:hAnsi="Avenir Next" w:cs="Avenir Next" w:eastAsia="Avenir Next"/>
                       <w:b/>
                       <w:color w:val="003A70"/>
+                      <w:sz w:val="22"/>
+                      <w:szCs w:val="21"/>
+                    </w:rPr>
+                    <w:t xml:space="preserve">B</w:t>
+                  </w:r>
+                  <w:r>
+                    <w:rPr>
+                      <w:rFonts w:ascii="Avenir Next" w:hAnsi="Avenir Next" w:cs="Avenir Next" w:eastAsia="Avenir Next"/>
+                      <w:color w:val="1A1A1A"/>
                       <w:sz w:val="21"/>
                       <w:szCs w:val="21"/>
                     </w:rPr>
-                    <w:t xml:space="preserve">B</w:t>
-                  </w:r>
-                  <w:r>
-                    <w:rPr>
-                      <w:rFonts w:ascii="Avenir Next" w:hAnsi="Avenir Next" w:cs="Avenir Next" w:eastAsia="Avenir Next"/>
-                      <w:color w:val="1A1A1A"/>
-                      <w:sz w:val="21"/>
-                      <w:szCs w:val="21"/>
-                    </w:rPr>
                     <w:tab/>
                   </w:r>
                   <w:r>
                     <w:rPr>
                       <w:rFonts w:ascii="Avenir Next" w:hAnsi="Avenir Next" w:cs="Avenir Next" w:eastAsia="Avenir Next"/>
                       <w:color w:val="1A1A1A"/>
-                      <w:sz w:val="21"/>
+                      <w:sz w:val="22"/>
                       <w:szCs w:val="21"/>
                     </w:rPr>
                     <w:t xml:space="preserve">between 3 and 4</w:t>
@@ -3826,25 +3950,25 @@
                       <w:rFonts w:ascii="Avenir Next" w:hAnsi="Avenir Next" w:cs="Avenir Next" w:eastAsia="Avenir Next"/>
                       <w:b/>
                       <w:color w:val="003A70"/>
+                      <w:sz w:val="22"/>
+                      <w:szCs w:val="21"/>
+                    </w:rPr>
+                    <w:t xml:space="preserve">C</w:t>
+                  </w:r>
+                  <w:r>
+                    <w:rPr>
+                      <w:rFonts w:ascii="Avenir Next" w:hAnsi="Avenir Next" w:cs="Avenir Next" w:eastAsia="Avenir Next"/>
+                      <w:color w:val="1A1A1A"/>
                       <w:sz w:val="21"/>
                       <w:szCs w:val="21"/>
                     </w:rPr>
-                    <w:t xml:space="preserve">C</w:t>
-                  </w:r>
-                  <w:r>
-                    <w:rPr>
-                      <w:rFonts w:ascii="Avenir Next" w:hAnsi="Avenir Next" w:cs="Avenir Next" w:eastAsia="Avenir Next"/>
-                      <w:color w:val="1A1A1A"/>
-                      <w:sz w:val="21"/>
-                      <w:szCs w:val="21"/>
-                    </w:rPr>
                     <w:tab/>
                   </w:r>
                   <w:r>
                     <w:rPr>
                       <w:rFonts w:ascii="Avenir Next" w:hAnsi="Avenir Next" w:cs="Avenir Next" w:eastAsia="Avenir Next"/>
                       <w:color w:val="1A1A1A"/>
-                      <w:sz w:val="21"/>
+                      <w:sz w:val="22"/>
                       <w:szCs w:val="21"/>
                     </w:rPr>
                     <w:t xml:space="preserve">at 45</w:t>
@@ -3869,25 +3993,25 @@
                       <w:rFonts w:ascii="Avenir Next" w:hAnsi="Avenir Next" w:cs="Avenir Next" w:eastAsia="Avenir Next"/>
                       <w:b/>
                       <w:color w:val="003A70"/>
+                      <w:sz w:val="22"/>
+                      <w:szCs w:val="21"/>
+                    </w:rPr>
+                    <w:t xml:space="preserve">D</w:t>
+                  </w:r>
+                  <w:r>
+                    <w:rPr>
+                      <w:rFonts w:ascii="Avenir Next" w:hAnsi="Avenir Next" w:cs="Avenir Next" w:eastAsia="Avenir Next"/>
+                      <w:color w:val="1A1A1A"/>
                       <w:sz w:val="21"/>
                       <w:szCs w:val="21"/>
                     </w:rPr>
-                    <w:t xml:space="preserve">D</w:t>
-                  </w:r>
-                  <w:r>
-                    <w:rPr>
-                      <w:rFonts w:ascii="Avenir Next" w:hAnsi="Avenir Next" w:cs="Avenir Next" w:eastAsia="Avenir Next"/>
-                      <w:color w:val="1A1A1A"/>
-                      <w:sz w:val="21"/>
-                      <w:szCs w:val="21"/>
-                    </w:rPr>
                     <w:tab/>
                   </w:r>
                   <w:r>
                     <w:rPr>
                       <w:rFonts w:ascii="Avenir Next" w:hAnsi="Avenir Next" w:cs="Avenir Next" w:eastAsia="Avenir Next"/>
                       <w:color w:val="1A1A1A"/>
-                      <w:sz w:val="21"/>
+                      <w:sz w:val="22"/>
                       <w:szCs w:val="21"/>
                     </w:rPr>
                     <w:t xml:space="preserve">between 5 and 6</w:t>
@@ -3936,23 +4060,24 @@
         <w:tblLook w:val="0000" w:firstRow="0" w:lastRow="0" w:firstColumn="0" w:lastColumn="0" w:noHBand="1" w:noVBand="1"/>
       </w:tblPr>
       <w:tblGrid>
-        <w:gridCol w:w="2000"/>
-        <w:gridCol w:w="2300"/>
-        <w:gridCol w:w="2100"/>
-        <w:gridCol w:w="3104"/>
+        <w:gridCol w:w="1750"/>
+        <w:gridCol w:w="2500"/>
+        <w:gridCol w:w="2200"/>
+        <w:gridCol w:w="3054"/>
       </w:tblGrid>
       <w:tr>
         <w:trPr>
           <w:cantSplit/>
-          <w:trHeight w:val="320" w:hRule="atLeast"/>
+          <w:trHeight w:val="300" w:hRule="atLeast"/>
         </w:trPr>
         <w:tc>
           <w:tcPr>
-            <w:tcW w:w="2000" w:type="dxa"/>
+            <w:tcW w:w="1750" w:type="dxa"/>
             <w:vAlign w:val="center"/>
           </w:tcPr>
           <w:p>
             <w:pPr>
+              <w:pStyle w:val="Heading2"/>
               <w:spacing w:before="0" w:after="0" w:line="240" w:lineRule="auto"/>
             </w:pPr>
             <w:r>
@@ -3970,7 +4095,7 @@
         </w:tc>
         <w:tc>
           <w:tcPr>
-            <w:tcW w:w="2300" w:type="dxa"/>
+            <w:tcW w:w="2500" w:type="dxa"/>
             <w:vAlign w:val="center"/>
           </w:tcPr>
           <w:p>
@@ -3981,8 +4106,8 @@
               <w:rPr>
                 <w:rFonts w:ascii="Arial" w:hAnsi="Arial" w:cs="Arial" w:eastAsia="Arial"/>
                 <w:color w:val="1A1A1A"/>
-                <w:sz w:val="24"/>
-                <w:szCs w:val="24"/>
+                <w:sz w:val="20"/>
+                <w:szCs w:val="20"/>
               </w:rPr>
               <w:t xml:space="preserve">□</w:t>
             </w:r>
@@ -3999,7 +4124,7 @@
         </w:tc>
         <w:tc>
           <w:tcPr>
-            <w:tcW w:w="2100" w:type="dxa"/>
+            <w:tcW w:w="2200" w:type="dxa"/>
             <w:vAlign w:val="center"/>
           </w:tcPr>
           <w:p>
@@ -4010,8 +4135,8 @@
               <w:rPr>
                 <w:rFonts w:ascii="Arial" w:hAnsi="Arial" w:cs="Arial" w:eastAsia="Arial"/>
                 <w:color w:val="1A1A1A"/>
-                <w:sz w:val="24"/>
-                <w:szCs w:val="24"/>
+                <w:sz w:val="20"/>
+                <w:szCs w:val="20"/>
               </w:rPr>
               <w:t xml:space="preserve">□</w:t>
             </w:r>
@@ -4028,7 +4153,7 @@
         </w:tc>
         <w:tc>
           <w:tcPr>
-            <w:tcW w:w="3104" w:type="dxa"/>
+            <w:tcW w:w="3054" w:type="dxa"/>
             <w:vAlign w:val="center"/>
           </w:tcPr>
           <w:p>
@@ -4039,8 +4164,8 @@
               <w:rPr>
                 <w:rFonts w:ascii="Arial" w:hAnsi="Arial" w:cs="Arial" w:eastAsia="Arial"/>
                 <w:color w:val="1A1A1A"/>
-                <w:sz w:val="24"/>
-                <w:szCs w:val="24"/>
+                <w:sz w:val="20"/>
+                <w:szCs w:val="20"/>
               </w:rPr>
               <w:t xml:space="preserve">□</w:t>
             </w:r>
@@ -4075,7 +4200,7 @@
     <w:sectPr>
       <w:footerReference w:type="default" r:id="rIdFooter1"/>
       <w:pgSz w:w="12240" w:h="15840"/>
-      <w:pgMar w:top="893" w:right="1224" w:bottom="835" w:left="1512" w:header="432" w:footer="432" w:gutter="0"/>
+      <w:pgMar w:top="780" w:right="1224" w:bottom="760" w:left="1512" w:header="432" w:footer="432" w:gutter="0"/>
       <w:cols w:space="720"/>
     </w:sectPr>
   </w:body>
@@ -4155,7 +4280,106 @@
               <w:sz w:val="15"/>
               <w:szCs w:val="15"/>
             </w:rPr>
-            <w:t xml:space="preserve">Lesson 7-5  ·  Session 1  ·  Prerequisite Practice A</w:t>
+            <w:t xml:space="preserve">7-5 · Page </w:t>
+          </w:r>
+          <w:r>
+            <w:rPr>
+              <w:rFonts w:ascii="Avenir Next" w:hAnsi="Avenir Next" w:cs="Avenir Next" w:eastAsia="Avenir Next"/>
+              <w:color w:val="5A5F66"/>
+              <w:sz w:val="15"/>
+              <w:szCs w:val="15"/>
+            </w:rPr>
+            <w:fldChar w:fldCharType="begin"/>
+          </w:r>
+          <w:r>
+            <w:rPr>
+              <w:rFonts w:ascii="Avenir Next" w:hAnsi="Avenir Next" w:cs="Avenir Next" w:eastAsia="Avenir Next"/>
+              <w:color w:val="5A5F66"/>
+              <w:sz w:val="15"/>
+              <w:szCs w:val="15"/>
+            </w:rPr>
+            <w:instrText xml:space="preserve"> PAGE </w:instrText>
+          </w:r>
+          <w:r>
+            <w:rPr>
+              <w:rFonts w:ascii="Avenir Next" w:hAnsi="Avenir Next" w:cs="Avenir Next" w:eastAsia="Avenir Next"/>
+              <w:color w:val="5A5F66"/>
+              <w:sz w:val="15"/>
+              <w:szCs w:val="15"/>
+            </w:rPr>
+            <w:fldChar w:fldCharType="separate"/>
+          </w:r>
+          <w:r>
+            <w:rPr>
+              <w:rFonts w:ascii="Avenir Next" w:hAnsi="Avenir Next" w:cs="Avenir Next" w:eastAsia="Avenir Next"/>
+              <w:color w:val="5A5F66"/>
+              <w:sz w:val="15"/>
+              <w:szCs w:val="15"/>
+            </w:rPr>
+            <w:t xml:space="preserve">1</w:t>
+          </w:r>
+          <w:r>
+            <w:rPr>
+              <w:rFonts w:ascii="Avenir Next" w:hAnsi="Avenir Next" w:cs="Avenir Next" w:eastAsia="Avenir Next"/>
+              <w:color w:val="5A5F66"/>
+              <w:sz w:val="15"/>
+              <w:szCs w:val="15"/>
+            </w:rPr>
+            <w:fldChar w:fldCharType="end"/>
+          </w:r>
+          <w:r>
+            <w:rPr>
+              <w:rFonts w:ascii="Avenir Next" w:hAnsi="Avenir Next" w:cs="Avenir Next" w:eastAsia="Avenir Next"/>
+              <w:color w:val="5A5F66"/>
+              <w:sz w:val="15"/>
+              <w:szCs w:val="15"/>
+            </w:rPr>
+            <w:t xml:space="preserve"> of </w:t>
+          </w:r>
+          <w:r>
+            <w:rPr>
+              <w:rFonts w:ascii="Avenir Next" w:hAnsi="Avenir Next" w:cs="Avenir Next" w:eastAsia="Avenir Next"/>
+              <w:color w:val="5A5F66"/>
+              <w:sz w:val="15"/>
+              <w:szCs w:val="15"/>
+            </w:rPr>
+            <w:fldChar w:fldCharType="begin"/>
+          </w:r>
+          <w:r>
+            <w:rPr>
+              <w:rFonts w:ascii="Avenir Next" w:hAnsi="Avenir Next" w:cs="Avenir Next" w:eastAsia="Avenir Next"/>
+              <w:color w:val="5A5F66"/>
+              <w:sz w:val="15"/>
+              <w:szCs w:val="15"/>
+            </w:rPr>
+            <w:instrText xml:space="preserve"> NUMPAGES </w:instrText>
+          </w:r>
+          <w:r>
+            <w:rPr>
+              <w:rFonts w:ascii="Avenir Next" w:hAnsi="Avenir Next" w:cs="Avenir Next" w:eastAsia="Avenir Next"/>
+              <w:color w:val="5A5F66"/>
+              <w:sz w:val="15"/>
+              <w:szCs w:val="15"/>
+            </w:rPr>
+            <w:fldChar w:fldCharType="separate"/>
+          </w:r>
+          <w:r>
+            <w:rPr>
+              <w:rFonts w:ascii="Avenir Next" w:hAnsi="Avenir Next" w:cs="Avenir Next" w:eastAsia="Avenir Next"/>
+              <w:color w:val="5A5F66"/>
+              <w:sz w:val="15"/>
+              <w:szCs w:val="15"/>
+            </w:rPr>
+            <w:t xml:space="preserve">1</w:t>
+          </w:r>
+          <w:r>
+            <w:rPr>
+              <w:rFonts w:ascii="Avenir Next" w:hAnsi="Avenir Next" w:cs="Avenir Next" w:eastAsia="Avenir Next"/>
+              <w:color w:val="5A5F66"/>
+              <w:sz w:val="15"/>
+              <w:szCs w:val="15"/>
+            </w:rPr>
+            <w:fldChar w:fldCharType="end"/>
           </w:r>
         </w:p>
       </w:tc>
@@ -4198,5 +4422,23 @@
       </w:tblCellMar>
     </w:tblPr>
   </w:style>
+  <w:style w:type="paragraph" w:styleId="Heading1">
+    <w:name w:val="heading 1"/>
+    <w:basedOn w:val="Normal"/>
+    <w:pPr>
+      <w:outlineLvl w:val="0"/>
+      <w:keepNext w:val="0"/>
+      <w:keepLines w:val="0"/>
+    </w:pPr>
+  </w:style>
+  <w:style w:type="paragraph" w:styleId="Heading2">
+    <w:name w:val="heading 2"/>
+    <w:basedOn w:val="Normal"/>
+    <w:pPr>
+      <w:outlineLvl w:val="1"/>
+      <w:keepNext w:val="0"/>
+      <w:keepLines w:val="0"/>
+    </w:pPr>
+  </w:style>
 </w:styles>
 </file>